--- a/Reyna_Gao_Resume_zh.docx
+++ b/Reyna_Gao_Resume_zh.docx
@@ -189,7 +189,7 @@
           <w:sz w:val="22"/>
           <w:szCs w:val="22"/>
         </w:rPr>
-        <w:t xml:space="preserve">Python, FastAPI, MySQL / MariaDB, Linux 伺服器建置與維運（Apache / Nginx）</w:t>
+        <w:t xml:space="preserve">Python, FastAPI, MySQL / PostgreSQL / MongoDB, Linux 伺服器建置與維運（Apache / Nginx）</w:t>
       </w:r>
     </w:p>
     <w:p>
@@ -873,46 +873,124 @@
           <w:color w:val="595959"/>
           <w:sz w:val="22"/>
           <w:szCs w:val="22"/>
-        </w:rPr>
-        <w:t xml:space="preserve">承接國際酒商客戶專案，於 Shopline 平台建置電子商務網站，客製化 HTML/CSS 前端架構，導入行銷漏斗與 SEO 優化。</w:t>
-      </w:r>
-    </w:p>
-    <w:p>
-      <w:pPr>
-        <w:pStyle w:val="ListParagraph"/>
-        <w:numPr>
-          <w:ilvl w:val="0"/>
-          <w:numId w:val="2"/>
-        </w:numPr>
-        <w:spacing w:after="0" w:before="0"/>
-      </w:pPr>
-      <w:r>
-        <w:rPr>
-          <w:rFonts w:ascii="Arial" w:cs="Arial" w:eastAsia="Arial" w:hAnsi="Arial"/>
-          <w:color w:val="595959"/>
-          <w:sz w:val="22"/>
-          <w:szCs w:val="22"/>
-        </w:rPr>
-        <w:t xml:space="preserve">獨立完成韓式花藝品牌電商 UI/UX 設計，從市場分析到 Figma 高擬真 Prototype 全流程一人包辦。</w:t>
-      </w:r>
-    </w:p>
-    <w:p>
-      <w:pPr>
-        <w:pStyle w:val="ListParagraph"/>
-        <w:numPr>
-          <w:ilvl w:val="0"/>
-          <w:numId w:val="2"/>
-        </w:numPr>
-        <w:spacing w:after="0" w:before="0"/>
-      </w:pPr>
-      <w:r>
-        <w:rPr>
-          <w:rFonts w:ascii="Arial" w:cs="Arial" w:eastAsia="Arial" w:hAnsi="Arial"/>
-          <w:color w:val="595959"/>
-          <w:sz w:val="22"/>
-          <w:szCs w:val="22"/>
-        </w:rPr>
-        <w:t xml:space="preserve">考取 Adobe Photoshop 與 Illustrator 專業雙認證。</w:t>
+          <w:b/>
+        </w:rPr>
+        <w:t xml:space="preserve">【電商前端建置】</w:t>
+      </w:r>
+      <w:r>
+        <w:rPr>
+          <w:rFonts w:ascii="Arial" w:cs="Arial" w:eastAsia="Arial" w:hAnsi="Arial"/>
+          <w:color w:val="595959"/>
+          <w:sz w:val="22"/>
+          <w:szCs w:val="22"/>
+        </w:rPr>
+        <w:t xml:space="preserve">承接酒商 Shopline 電商前端建置：首頁視覺設計、6 個品牌介紹頁、5 大酒類分類頁、56 件商品頁（各含完整商品描述）、關於頁面與顧客服務頁面，全站以客製化 HTML/CSS 前端架構搭建。</w:t>
+      </w:r>
+    </w:p>
+    <w:p>
+      <w:pPr>
+        <w:pStyle w:val="ListParagraph"/>
+        <w:numPr>
+          <w:ilvl w:val="0"/>
+          <w:numId w:val="2"/>
+        </w:numPr>
+        <w:spacing w:after="0" w:before="0"/>
+      </w:pPr>
+      <w:r>
+        <w:rPr>
+          <w:rFonts w:ascii="Arial" w:cs="Arial" w:eastAsia="Arial" w:hAnsi="Arial"/>
+          <w:color w:val="595959"/>
+          <w:sz w:val="22"/>
+          <w:szCs w:val="22"/>
+          <w:b/>
+        </w:rPr>
+        <w:t xml:space="preserve">【SEO 優化成效】</w:t>
+      </w:r>
+      <w:r>
+        <w:rPr>
+          <w:rFonts w:ascii="Arial" w:cs="Arial" w:eastAsia="Arial" w:hAnsi="Arial"/>
+          <w:color w:val="595959"/>
+          <w:sz w:val="22"/>
+          <w:szCs w:val="22"/>
+        </w:rPr>
+        <w:t xml:space="preserve">全站導入精準 SEO 策略，每頁及每張商品圖均配置 keywords 與 alt 標籤；28 天 Google Search Console 數據：點擊 90 次（↑14%）、曝光 558 次（↑10%）、</w:t>
+      </w:r>
+      <w:r>
+        <w:rPr>
+          <w:rFonts w:ascii="Arial" w:cs="Arial" w:eastAsia="Arial" w:hAnsi="Arial"/>
+          <w:color w:val="595959"/>
+          <w:sz w:val="22"/>
+          <w:szCs w:val="22"/>
+          <w:b/>
+        </w:rPr>
+        <w:t xml:space="preserve">CTR 16.1%，為業界平均的 3–8 倍</w:t>
+      </w:r>
+      <w:r>
+        <w:rPr>
+          <w:rFonts w:ascii="Arial" w:cs="Arial" w:eastAsia="Arial" w:hAnsi="Arial"/>
+          <w:color w:val="595959"/>
+          <w:sz w:val="22"/>
+          <w:szCs w:val="22"/>
+        </w:rPr>
+        <w:t xml:space="preserve">；近 7 天點擊 50 次（↑72%）。</w:t>
+      </w:r>
+    </w:p>
+    <w:p>
+      <w:pPr>
+        <w:pStyle w:val="ListParagraph"/>
+        <w:numPr>
+          <w:ilvl w:val="0"/>
+          <w:numId w:val="2"/>
+        </w:numPr>
+        <w:spacing w:after="0" w:before="0"/>
+      </w:pPr>
+      <w:r>
+        <w:rPr>
+          <w:rFonts w:ascii="Arial" w:cs="Arial" w:eastAsia="Arial" w:hAnsi="Arial"/>
+          <w:color w:val="595959"/>
+          <w:sz w:val="22"/>
+          <w:szCs w:val="22"/>
+          <w:b/>
+        </w:rPr>
+        <w:t xml:space="preserve">【UI/UX 設計】</w:t>
+      </w:r>
+      <w:r>
+        <w:rPr>
+          <w:rFonts w:ascii="Arial" w:cs="Arial" w:eastAsia="Arial" w:hAnsi="Arial"/>
+          <w:color w:val="595959"/>
+          <w:sz w:val="22"/>
+          <w:szCs w:val="22"/>
+        </w:rPr>
+        <w:t xml:space="preserve">獨立完成韓式花藝品牌電商 UI/UX 設計，從競品分析、市場定位到 Figma 高擬真 Prototype，全流程一人包辦。</w:t>
+      </w:r>
+    </w:p>
+    <w:p>
+      <w:pPr>
+        <w:pStyle w:val="ListParagraph"/>
+        <w:numPr>
+          <w:ilvl w:val="0"/>
+          <w:numId w:val="2"/>
+        </w:numPr>
+        <w:spacing w:after="0" w:before="0"/>
+      </w:pPr>
+      <w:r>
+        <w:rPr>
+          <w:rFonts w:ascii="Arial" w:cs="Arial" w:eastAsia="Arial" w:hAnsi="Arial"/>
+          <w:color w:val="595959"/>
+          <w:sz w:val="22"/>
+          <w:szCs w:val="22"/>
+          <w:b/>
+        </w:rPr>
+        <w:t xml:space="preserve">【專業認證】</w:t>
+      </w:r>
+      <w:r>
+        <w:rPr>
+          <w:rFonts w:ascii="Arial" w:cs="Arial" w:eastAsia="Arial" w:hAnsi="Arial"/>
+          <w:color w:val="595959"/>
+          <w:sz w:val="22"/>
+          <w:szCs w:val="22"/>
+        </w:rPr>
+        <w:t xml:space="preserve">考取 Adobe Photoshop 與 Illustrator 專業雙認證；完成 Google UX Design Specialization（Coursera，7 門課程，含 Figma 高擬真 Prototype、UX Research、Wireframe 等）。</w:t>
       </w:r>
     </w:p>
     <w:p>
@@ -1517,7 +1595,7 @@
           <w:sz w:val="22"/>
           <w:szCs w:val="22"/>
         </w:rPr>
-        <w:t xml:space="preserve">帶著這樣的體悟，我離開蝦皮後開始系統性地補足技術能力：承接國際酒商電商網站開發案、獨立完成韓式花藝品牌電商 UI/UX 設計（從市場分析到 Figma 高擬真 Prototype 全流程）、考取 Adobe 雙認證，並深入學習前端開發。當我第一次把設計稿中的按鈕用 React 真正「動起來」的那一刻，我確定了：程式開發才是我想長期走的路。</w:t>
+        <w:t xml:space="preserve">帶著這樣的體悟，我離開蝦皮後開始系統性地補足技術能力：承接酒商電商前端建置案、獨立完成韓式花藝品牌電商 UI/UX 設計（從市場分析到 Figma 高擬真 Prototype 全流程）、考取 Adobe 雙認證與 Google UX Design Specialization，並深入學習前端開發。當我第一次把設計稿中的按鈕用 React 真正「動起來」的那一刻，我確定了：程式開發才是我想長期走的路。</w:t>
       </w:r>
     </w:p>
     <w:p>

--- a/Reyna_Gao_Resume_zh.docx
+++ b/Reyna_Gao_Resume_zh.docx
@@ -516,7 +516,7 @@
           <w:sz w:val="24"/>
           <w:szCs w:val="24"/>
         </w:rPr>
-        <w:t xml:space="preserve">AI 職能分析系統 ｜ 系統分析與資料庫架構設計</w:t>
+        <w:t xml:space="preserve">台灣工程師職缺競爭力分析系統 ｜ SA / SD 架構設計 × ETL × BI</w:t>
       </w:r>
       <w:r>
         <w:rPr>
@@ -544,26 +544,83 @@
           <w:sz w:val="22"/>
           <w:szCs w:val="22"/>
         </w:rPr>
-        <w:t xml:space="preserve">主導前期系統分析（SA）與架構設計（SD），針對不同產業情境定義 MySQL 資料表結構與實體關係（ERD）。</w:t>
-      </w:r>
-    </w:p>
-    <w:p>
-      <w:pPr>
-        <w:pStyle w:val="ListParagraph"/>
-        <w:numPr>
-          <w:ilvl w:val="0"/>
-          <w:numId w:val="2"/>
-        </w:numPr>
-        <w:spacing w:after="0" w:before="0"/>
-      </w:pPr>
-      <w:r>
-        <w:rPr>
-          <w:rFonts w:ascii="Arial" w:cs="Arial" w:eastAsia="Arial" w:hAnsi="Arial"/>
-          <w:color w:val="595959"/>
-          <w:sz w:val="22"/>
-          <w:szCs w:val="22"/>
-        </w:rPr>
-        <w:t xml:space="preserve">設計具備高擴充性之資料庫 Schema，大幅降低未來重構成本，有效支援團隊後續功能迭代與資料分析需求。</w:t>
+        <w:t xml:space="preserve">主導 SA / SD 規劃：設計 3 張 MySQL 資料表（jobs / skills / job_skills_mapping）與 ERD，制定 12 欄爬蟲規格，發布 DevOps SOP 供全員遵循。</w:t>
+      </w:r>
+    </w:p>
+    <w:p>
+      <w:pPr>
+        <w:pStyle w:val="ListParagraph"/>
+        <w:numPr>
+          <w:ilvl w:val="0"/>
+          <w:numId w:val="2"/>
+        </w:numPr>
+        <w:spacing w:after="0" w:before="0"/>
+      </w:pPr>
+      <w:r>
+        <w:rPr>
+          <w:rFonts w:ascii="Arial" w:cs="Arial" w:eastAsia="Arial" w:hAnsi="Arial"/>
+          <w:color w:val="595959"/>
+          <w:sz w:val="22"/>
+          <w:szCs w:val="22"/>
+        </w:rPr>
+        <w:t xml:space="preserve">主導 ETL 資料清洗（CSV 合併去重 → MySQL 入庫），整合 6 大平台（104、1111、Yes123、CakeResume 等）共 12,297 筆工程師職缺，並同步建立 GCP 雲端備援資料庫。</w:t>
+      </w:r>
+    </w:p>
+    <w:p>
+      <w:pPr>
+        <w:pStyle w:val="ListParagraph"/>
+        <w:numPr>
+          <w:ilvl w:val="0"/>
+          <w:numId w:val="2"/>
+        </w:numPr>
+        <w:spacing w:after="0" w:before="0"/>
+      </w:pPr>
+      <w:r>
+        <w:rPr>
+          <w:rFonts w:ascii="Arial" w:cs="Arial" w:eastAsia="Arial" w:hAnsi="Arial"/>
+          <w:color w:val="595959"/>
+          <w:sz w:val="22"/>
+          <w:szCs w:val="22"/>
+        </w:rPr>
+        <w:t xml:space="preserve">主導 Tableau 敘事架構規劃，直連 MySQL 建置 Dashboard 框架，產出 7 個 Story Points 視覺化頁面（薪資分布、技能四象限、市場趨勢等）。</w:t>
+      </w:r>
+    </w:p>
+    <w:p>
+      <w:pPr>
+        <w:pStyle w:val="ListParagraph"/>
+        <w:numPr>
+          <w:ilvl w:val="0"/>
+          <w:numId w:val="2"/>
+        </w:numPr>
+        <w:spacing w:after="0" w:before="0"/>
+      </w:pPr>
+      <w:r>
+        <w:rPr>
+          <w:rFonts w:ascii="Arial" w:cs="Arial" w:eastAsia="Arial" w:hAnsi="Arial"/>
+          <w:color w:val="595959"/>
+          <w:sz w:val="22"/>
+          <w:szCs w:val="22"/>
+        </w:rPr>
+        <w:t xml:space="preserve">協助前端介面開發與視覺呈現，</w:t>
+      </w:r>
+      <w:r>
+        <w:rPr>
+          <w:rFonts w:ascii="Arial" w:cs="Arial" w:eastAsia="Arial" w:hAnsi="Arial"/>
+          <w:color w:val="595959"/>
+          <w:sz w:val="22"/>
+          <w:szCs w:val="22"/>
+          <w:b/>
+        </w:rPr>
+        <w:t xml:space="preserve">為求職者與企業提供可即時查詢的工程師職缺競爭力分析平台</w:t>
+      </w:r>
+      <w:r>
+        <w:rPr>
+          <w:rFonts w:ascii="Arial" w:cs="Arial" w:eastAsia="Arial" w:hAnsi="Arial"/>
+          <w:color w:val="595959"/>
+          <w:sz w:val="22"/>
+          <w:szCs w:val="22"/>
+        </w:rPr>
+        <w:t xml:space="preserve">。</w:t>
       </w:r>
     </w:p>
     <w:p>
@@ -1670,7 +1727,7 @@
           <w:sz w:val="22"/>
           <w:szCs w:val="22"/>
         </w:rPr>
-        <w:t xml:space="preserve">此外，我也獨立完成了 B2B 數據儀表板的前端開發（React + Bootstrap，8 個以上可重用 Component）、HealthTree 數位醫療儀表板的商業企劃與 Figma 設計，以及基於 Raspberry Pi 5 的 BMO 互動裝置實體製作，從軟體到硬體，從商業到工程，每一個專案都讓我的跨領域能力更加完整。</w:t>
+        <w:t xml:space="preserve">此外，我也主導了台灣工程師職缺競爭力分析系統的 SA / SD 架構設計、ETL 資料清洗（整合 6 大平台共 12,297 筆職缺）與 GCP 雲端備援資料庫建置；獨立完成 B2B 數據儀表板的前端開發（React + Bootstrap，8 個以上可重用 Component）、HealthTree 數位醫療儀表板的商業企劃與 Figma 設計，以及基於 Raspberry Pi 5 的 BMO 互動裝置實體製作，從軟體到硬體，從商業到工程，每一個專案都讓我的跨領域能力更加完整。</w:t>
       </w:r>
     </w:p>
     <w:p>

--- a/Reyna_Gao_Resume_zh.docx
+++ b/Reyna_Gao_Resume_zh.docx
@@ -1125,7 +1125,7 @@
           <w:sz w:val="22"/>
           <w:szCs w:val="22"/>
         </w:rPr>
-        <w:t xml:space="preserve">擔任第一線客訴窗口，系統性記錄並分類客訴（常見活動問題 vs. 個案問題），主動掃描活動文案易引發誤解字眼並提前優化；彙整數據提出流程改善建議，成功將月均客訴量從約 500 件降至 50 件以下（降幅逾 90%）。</w:t>
+        <w:t>擔任第一線客訴窗口，系統性記錄並分類客訴（常見活動問題 vs. 個案問題），主動掃描活動文案易引發誤解字眼並提前優化；彙整數據提出流程改善建議，有效降低客訴發生頻率。</w:t>
       </w:r>
     </w:p>
     <w:p>
@@ -1774,7 +1774,7 @@
           <w:sz w:val="22"/>
           <w:szCs w:val="22"/>
         </w:rPr>
-        <w:t xml:space="preserve">我的目標是成為一位能獨立設計並落地 AI 驅動產品的全端工程師。短期內，我計畫持續深化 LangGraph Agent 的架構設計能力，並將雲端部署（AWS / GCP）納入技術棧，讓 AI 系統從 local demo 走向真正的 production-ready。</w:t>
+        <w:t>我的目標是在前端開發、後端工程或數據分析領域站穩腳跟，並逐步將 AI 應用能力整合進實際產品開發流程中。短期內，我計畫持續深化 React 元件架構設計、FastAPI 後端開發與 SQL 數據分析能力，並將雲端部署（AWS / GCP）納入技術棧，讓自己開發的系統從 local demo 走向真正的 production-ready。</w:t>
       </w:r>
     </w:p>
     <w:p>
@@ -1788,7 +1788,7 @@
           <w:sz w:val="22"/>
           <w:szCs w:val="22"/>
         </w:rPr>
-        <w:t xml:space="preserve">我相信，設計師的同理心、行銷人的數據敏感度、加上工程師的系統思維，是這個 AI 爆炸時代最稀缺的組合。我期待加入一個重視產品品質、勇於嘗試新技術的團隊，用我跨領域的視角，為公司的數位產品帶來超過單一職能所能創造的價值。</w:t>
+        <w:t>我相信，設計師的同理心、行銷人的數據敏感度、加上工程師的系統思維，是這個 AI 時代最稀缺的組合。期待加入一個重視產品品質、勇於嘗試新技術的團隊，用跨領域的視角為產品帶來超過單一職能所能創造的價值。</w:t>
       </w:r>
     </w:p>
     <w:p>

--- a/Reyna_Gao_Resume_zh.docx
+++ b/Reyna_Gao_Resume_zh.docx
@@ -94,7 +94,7 @@
           <w:sz w:val="22"/>
           <w:szCs w:val="22"/>
         </w:rPr>
-        <w:t xml:space="preserve">具備數位媒體設計背景與軟體開發實務經驗的跨領域技術人才。曾於蝦皮購物擔任行銷企劃，累積電商活動營運與跨部門協作經驗後，為追求更完整的數位產品開發能力，主動展開系統性技術轉型。現於勞動部 AI 大數據跨域人才培訓班與中國文化大學數位媒體系並行進修，深耕前端開發、機器學習與 LLM 應用工程，擅長結合商業思維、視覺美感與程式邏輯，致力於打造兼顧使用者體驗與系統效能的 AI 驅動數位產品。</w:t>
+        <w:t>設計與行銷出身，現專注於 AI 應用、數據分析與前端開發的跨領域技術人才。具備電商實戰經驗與數位產品開發能力，擅長結合商業思維、視覺美感與系統邏輯，打造兼顧使用者體驗與工程效能的 AI 驅動數位產品。</w:t>
       </w:r>
     </w:p>
     <w:p>
@@ -158,7 +158,7 @@
           <w:sz w:val="22"/>
           <w:szCs w:val="22"/>
         </w:rPr>
-        <w:t xml:space="preserve">React, Vue.js, JavaScript, HTML/CSS, Bootstrap, Git</w:t>
+        <w:t>React, JavaScript, HTML/CSS, Bootstrap, Git</w:t>
       </w:r>
     </w:p>
     <w:p>
@@ -189,7 +189,7 @@
           <w:sz w:val="22"/>
           <w:szCs w:val="22"/>
         </w:rPr>
-        <w:t xml:space="preserve">Python, FastAPI, MySQL / PostgreSQL / MongoDB, Linux 伺服器建置與維運（Apache / Nginx）</w:t>
+        <w:t>Python, FastAPI, MySQL</w:t>
       </w:r>
     </w:p>
     <w:p>
@@ -282,7 +282,7 @@
           <w:sz w:val="22"/>
           <w:szCs w:val="22"/>
         </w:rPr>
-        <w:t xml:space="preserve">Tableau, Power BI, Oracle Analytics, Chart.js</w:t>
+        <w:t>Tableau, Power BI</w:t>
       </w:r>
     </w:p>
     <w:p>
@@ -313,7 +313,7 @@
           <w:sz w:val="22"/>
           <w:szCs w:val="22"/>
         </w:rPr>
-        <w:t xml:space="preserve">Figma（高擬真 Prototype）, Adobe CC（PS / AI / PR / AE）, Cinema 4D, Blender, Raspberry Pi 5, 3D 列印, PCB 設計</w:t>
+        <w:t>Figma（高擬真 Prototype）, Adobe CC（PS / AI / PR / AE）, Cinema 4D, Blender, Raspberry Pi 5</w:t>
       </w:r>
     </w:p>
     <w:p>
@@ -358,57 +358,79 @@
       </w:pPr>
       <w:r>
         <w:rPr>
-          <w:rFonts w:ascii="Arial" w:cs="Arial" w:eastAsia="Arial" w:hAnsi="Arial"/>
-          <w:b/>
-          <w:bCs/>
-          <w:color w:val="000000"/>
-          <w:sz w:val="24"/>
-          <w:szCs w:val="24"/>
+          <w:b/>
         </w:rPr>
         <w:t xml:space="preserve">工安影像辨識 AI 告警系統 ｜ 全端整合專案</w:t>
       </w:r>
       <w:r>
-        <w:rPr>
-          <w:rFonts w:ascii="Arial" w:cs="Arial" w:eastAsia="Arial" w:hAnsi="Arial"/>
-          <w:color w:val="595959"/>
-          <w:sz w:val="22"/>
-          <w:szCs w:val="22"/>
-        </w:rPr>
-        <w:t xml:space="preserve">	2026.03 - 2026.04</w:t>
-      </w:r>
-    </w:p>
-    <w:p>
-      <w:pPr>
-        <w:spacing w:after="40" w:before="20"/>
-      </w:pPr>
-      <w:r>
-        <w:rPr>
-          <w:rFonts w:ascii="Arial" w:cs="Arial" w:eastAsia="Arial" w:hAnsi="Arial"/>
-          <w:i/>
-          <w:iCs/>
-          <w:color w:val="2E75B6"/>
-          <w:sz w:val="22"/>
-          <w:szCs w:val="22"/>
-        </w:rPr>
-        <w:t xml:space="preserve">scikit-learn × YOLO × LangChain × FastAPI</w:t>
-      </w:r>
-    </w:p>
-    <w:p>
-      <w:pPr>
-        <w:pStyle w:val="ListParagraph"/>
-        <w:numPr>
-          <w:ilvl w:val="0"/>
-          <w:numId w:val="2"/>
-        </w:numPr>
-        <w:spacing w:after="0" w:before="0"/>
-      </w:pPr>
-      <w:r>
-        <w:rPr>
-          <w:rFonts w:ascii="Arial" w:cs="Arial" w:eastAsia="Arial" w:hAnsi="Arial"/>
-          <w:color w:val="595959"/>
-          <w:sz w:val="22"/>
-          <w:szCs w:val="22"/>
-        </w:rPr>
+        <w:tab/>
+      </w:r>
+      <w:r>
+        <w:t xml:space="preserve">2026.03 - 2026.04</w:t>
+      </w:r>
+    </w:p>
+    <w:p>
+      <w:pPr>
+        <w:pStyle w:val="ListParagraph"/>
+        <w:numPr>
+          <w:ilvl w:val="0"/>
+          <w:numId w:val="2"/>
+        </w:numPr>
+        <w:spacing w:after="0" w:before="0"/>
+      </w:pPr>
+      <w:r>
+        <w:t xml:space="preserve">目的：工地安全帽偵測仰賴人工抽查，事故難以預防；需要一套自動偵測、分級告警並能讓主管即時介入的系統。</w:t>
+      </w:r>
+    </w:p>
+    <w:p>
+      <w:pPr>
+        <w:pStyle w:val="ListParagraph"/>
+        <w:numPr>
+          <w:ilvl w:val="0"/>
+          <w:numId w:val="2"/>
+        </w:numPr>
+        <w:spacing w:after="0" w:before="0"/>
+      </w:pPr>
+      <w:r>
+        <w:t xml:space="preserve">成果：從影像輸入到 LLM 每日摘要報告全程自動化；KMeans 自動校準信心度門檻取代人工設定；LangGraph 實作高低風險分流、3 次重試迴圈與 Human-in-the-Loop 主管審核機制，有效降低人工巡檢成本，確保告警可靠性，讓主管得以即時介入高風險事件。</w:t>
+      </w:r>
+    </w:p>
+    <w:p>
+      <w:pPr>
+        <w:pStyle w:val="ListParagraph"/>
+        <w:numPr>
+          <w:ilvl w:val="0"/>
+          <w:numId w:val="2"/>
+        </w:numPr>
+        <w:spacing w:after="0" w:before="0"/>
+      </w:pPr>
+      <w:r>
+        <w:t xml:space="preserve">技術：YOLOv8、scikit-learn (KMeans)、LangGraph、LangChain、FastAPI、Gemini / OpenAI API、Python</w:t>
+      </w:r>
+    </w:p>
+    <w:p>
+      <w:pPr>
+        <w:pStyle w:val="ListParagraph"/>
+        <w:numPr>
+          <w:ilvl w:val="0"/>
+          <w:numId w:val="2"/>
+        </w:numPr>
+        <w:spacing w:after="0" w:before="0"/>
+      </w:pPr>
+      <w:r>
+        <w:t xml:space="preserve">工作內容：</w:t>
+      </w:r>
+    </w:p>
+    <w:p>
+      <w:pPr>
+        <w:pStyle w:val="ListParagraph"/>
+        <w:numPr>
+          <w:ilvl w:val="0"/>
+          <w:numId w:val="2"/>
+        </w:numPr>
+        <w:spacing w:after="0" w:before="0"/>
+      </w:pPr>
+      <w:r>
         <w:t xml:space="preserve">以 YOLOv8 進行工地安全帽偵測模型訓練，整合 YOLO Inference → Event JSON → Rule Engine 完整資料管線。</w:t>
       </w:r>
     </w:p>
@@ -422,12 +444,6 @@
         <w:spacing w:after="0" w:before="0"/>
       </w:pPr>
       <w:r>
-        <w:rPr>
-          <w:rFonts w:ascii="Arial" w:cs="Arial" w:eastAsia="Arial" w:hAnsi="Arial"/>
-          <w:color w:val="595959"/>
-          <w:sz w:val="22"/>
-          <w:szCs w:val="22"/>
-        </w:rPr>
         <w:t xml:space="preserve">導入 sklearn KMeans 非監督分群，自動校準信心度門檻（取代人工設定），產出建議 rules.yaml 供規則引擎使用。</w:t>
       </w:r>
     </w:p>
@@ -441,12 +457,6 @@
         <w:spacing w:after="0" w:before="0"/>
       </w:pPr>
       <w:r>
-        <w:rPr>
-          <w:rFonts w:ascii="Arial" w:cs="Arial" w:eastAsia="Arial" w:hAnsi="Arial"/>
-          <w:color w:val="595959"/>
-          <w:sz w:val="22"/>
-          <w:szCs w:val="22"/>
-        </w:rPr>
         <w:t xml:space="preserve">運用 pandas 進行告警事件統計分析（去重、累積、計數），並以 LLM（Gemini / OpenAI）生成人類可讀告警說明與每日報告。</w:t>
       </w:r>
     </w:p>
@@ -460,12 +470,6 @@
         <w:spacing w:after="0" w:before="0"/>
       </w:pPr>
       <w:r>
-        <w:rPr>
-          <w:rFonts w:ascii="Arial" w:cs="Arial" w:eastAsia="Arial" w:hAnsi="Arial"/>
-          <w:color w:val="595959"/>
-          <w:sz w:val="22"/>
-          <w:szCs w:val="22"/>
-        </w:rPr>
         <w:t xml:space="preserve">以 FastAPI 建立 REST API Server（POST /detect、GET /events、GET /recalibrate），整合批次圖片偵測、自動門檻校準流程。</w:t>
       </w:r>
     </w:p>
@@ -479,24 +483,19 @@
         <w:spacing w:after="0" w:before="0"/>
       </w:pPr>
       <w:r>
-        <w:rPr>
-          <w:rFonts w:ascii="Arial" w:cs="Arial" w:eastAsia="Arial" w:hAnsi="Arial"/>
-          <w:color w:val="595959"/>
-          <w:sz w:val="22"/>
-          <w:szCs w:val="22"/>
-        </w:rPr>
         <w:t xml:space="preserve">以 LangGraph StateGraph 實作事件處理 Workflow：高低風險條件分支、通知重試迴圈（最多 3 次）、Human-in-the-Loop 主管審核機制。</w:t>
       </w:r>
     </w:p>
     <w:p>
       <w:pPr>
-        <w:spacing w:after="0" w:before="0"/>
-      </w:pPr>
-      <w:r>
-        <w:rPr>
-          <w:sz w:val="16"/>
-          <w:szCs w:val="16"/>
-        </w:rPr>
+        <w:pStyle w:val="ListParagraph"/>
+        <w:numPr>
+          <w:ilvl w:val="0"/>
+          <w:numId w:val="2"/>
+        </w:numPr>
+        <w:spacing w:after="0" w:before="0"/>
+      </w:pPr>
+      <w:r>
         <w:t xml:space="preserve"/>
       </w:r>
     </w:p>
@@ -509,41 +508,79 @@
       </w:pPr>
       <w:r>
         <w:rPr>
-          <w:rFonts w:ascii="Arial" w:cs="Arial" w:eastAsia="Arial" w:hAnsi="Arial"/>
-          <w:b/>
-          <w:bCs/>
-          <w:color w:val="000000"/>
-          <w:sz w:val="24"/>
-          <w:szCs w:val="24"/>
-        </w:rPr>
-        <w:t xml:space="preserve">台灣工程師職缺競爭力分析系統 ｜ SA / SD 架構設計 × ETL × BI</w:t>
-      </w:r>
-      <w:r>
-        <w:rPr>
-          <w:rFonts w:ascii="Arial" w:cs="Arial" w:eastAsia="Arial" w:hAnsi="Arial"/>
-          <w:color w:val="595959"/>
-          <w:sz w:val="22"/>
-          <w:szCs w:val="22"/>
-        </w:rPr>
-        <w:t xml:space="preserve">	2026.03 - 2026.04</w:t>
-      </w:r>
-    </w:p>
-    <w:p>
-      <w:pPr>
-        <w:pStyle w:val="ListParagraph"/>
-        <w:numPr>
-          <w:ilvl w:val="0"/>
-          <w:numId w:val="2"/>
-        </w:numPr>
-        <w:spacing w:after="0" w:before="0"/>
-      </w:pPr>
-      <w:r>
-        <w:rPr>
-          <w:rFonts w:ascii="Arial" w:cs="Arial" w:eastAsia="Arial" w:hAnsi="Arial"/>
-          <w:color w:val="595959"/>
-          <w:sz w:val="22"/>
-          <w:szCs w:val="22"/>
-        </w:rPr>
+          <w:b/>
+        </w:rPr>
+        <w:t xml:space="preserve">台灣工程師職缺競爭力分析系統 ｜ SA / SD × ETL × BI</w:t>
+      </w:r>
+      <w:r>
+        <w:tab/>
+      </w:r>
+      <w:r>
+        <w:t xml:space="preserve">2026.03 - 2026.04</w:t>
+      </w:r>
+    </w:p>
+    <w:p>
+      <w:pPr>
+        <w:pStyle w:val="ListParagraph"/>
+        <w:numPr>
+          <w:ilvl w:val="0"/>
+          <w:numId w:val="2"/>
+        </w:numPr>
+        <w:spacing w:after="0" w:before="0"/>
+      </w:pPr>
+      <w:r>
+        <w:t xml:space="preserve">目的：台灣工程師職缺資料分散於六大平台、格式不統一，新鮮人對自己的市場定位模糊。</w:t>
+      </w:r>
+    </w:p>
+    <w:p>
+      <w:pPr>
+        <w:pStyle w:val="ListParagraph"/>
+        <w:numPr>
+          <w:ilvl w:val="0"/>
+          <w:numId w:val="2"/>
+        </w:numPr>
+        <w:spacing w:after="0" w:before="0"/>
+      </w:pPr>
+      <w:r>
+        <w:t xml:space="preserve">成果：整合 6 大平台共 12,297 筆職缺，為求職者與企業提供可即時查詢的工程師職缺競爭力分析平台。</w:t>
+      </w:r>
+    </w:p>
+    <w:p>
+      <w:pPr>
+        <w:pStyle w:val="ListParagraph"/>
+        <w:numPr>
+          <w:ilvl w:val="0"/>
+          <w:numId w:val="2"/>
+        </w:numPr>
+        <w:spacing w:after="0" w:before="0"/>
+      </w:pPr>
+      <w:r>
+        <w:t xml:space="preserve">技術：MySQL、ERD 設計、ETL、GCP、Tableau、FastAPI、Python</w:t>
+      </w:r>
+    </w:p>
+    <w:p>
+      <w:pPr>
+        <w:pStyle w:val="ListParagraph"/>
+        <w:numPr>
+          <w:ilvl w:val="0"/>
+          <w:numId w:val="2"/>
+        </w:numPr>
+        <w:spacing w:after="0" w:before="0"/>
+      </w:pPr>
+      <w:r>
+        <w:t xml:space="preserve">工作內容：</w:t>
+      </w:r>
+    </w:p>
+    <w:p>
+      <w:pPr>
+        <w:pStyle w:val="ListParagraph"/>
+        <w:numPr>
+          <w:ilvl w:val="0"/>
+          <w:numId w:val="2"/>
+        </w:numPr>
+        <w:spacing w:after="0" w:before="0"/>
+      </w:pPr>
+      <w:r>
         <w:t xml:space="preserve">主導 SA / SD 規劃：設計 3 張 MySQL 資料表（jobs / skills / job_skills_mapping）與 ERD，制定 12 欄爬蟲規格，發布 DevOps SOP 供全員遵循。</w:t>
       </w:r>
     </w:p>
@@ -557,12 +594,6 @@
         <w:spacing w:after="0" w:before="0"/>
       </w:pPr>
       <w:r>
-        <w:rPr>
-          <w:rFonts w:ascii="Arial" w:cs="Arial" w:eastAsia="Arial" w:hAnsi="Arial"/>
-          <w:color w:val="595959"/>
-          <w:sz w:val="22"/>
-          <w:szCs w:val="22"/>
-        </w:rPr>
         <w:t xml:space="preserve">主導 ETL 資料清洗（CSV 合併去重 → MySQL 入庫），整合 6 大平台（104、1111、Yes123、CakeResume 等）共 12,297 筆工程師職缺，並同步建立 GCP 雲端備援資料庫。</w:t>
       </w:r>
     </w:p>
@@ -576,12 +607,6 @@
         <w:spacing w:after="0" w:before="0"/>
       </w:pPr>
       <w:r>
-        <w:rPr>
-          <w:rFonts w:ascii="Arial" w:cs="Arial" w:eastAsia="Arial" w:hAnsi="Arial"/>
-          <w:color w:val="595959"/>
-          <w:sz w:val="22"/>
-          <w:szCs w:val="22"/>
-        </w:rPr>
         <w:t xml:space="preserve">主導 Tableau 敘事架構規劃，直連 MySQL 建置 Dashboard 框架，產出 7 個 Story Points 視覺化頁面（薪資分布、技能四象限、市場趨勢等）。</w:t>
       </w:r>
     </w:p>
@@ -595,43 +620,19 @@
         <w:spacing w:after="0" w:before="0"/>
       </w:pPr>
       <w:r>
-        <w:rPr>
-          <w:rFonts w:ascii="Arial" w:cs="Arial" w:eastAsia="Arial" w:hAnsi="Arial"/>
-          <w:color w:val="595959"/>
-          <w:sz w:val="22"/>
-          <w:szCs w:val="22"/>
-        </w:rPr>
-        <w:t xml:space="preserve">協助前端介面開發與視覺呈現，</w:t>
-      </w:r>
-      <w:r>
-        <w:rPr>
-          <w:rFonts w:ascii="Arial" w:cs="Arial" w:eastAsia="Arial" w:hAnsi="Arial"/>
-          <w:color w:val="595959"/>
-          <w:sz w:val="22"/>
-          <w:szCs w:val="22"/>
-          <w:b/>
-        </w:rPr>
-        <w:t xml:space="preserve">為求職者與企業提供可即時查詢的工程師職缺競爭力分析平台</w:t>
-      </w:r>
-      <w:r>
-        <w:rPr>
-          <w:rFonts w:ascii="Arial" w:cs="Arial" w:eastAsia="Arial" w:hAnsi="Arial"/>
-          <w:color w:val="595959"/>
-          <w:sz w:val="22"/>
-          <w:szCs w:val="22"/>
-        </w:rPr>
-        <w:t xml:space="preserve">。</w:t>
-      </w:r>
-    </w:p>
-    <w:p>
-      <w:pPr>
-        <w:spacing w:after="0" w:before="0"/>
-      </w:pPr>
-      <w:r>
-        <w:rPr>
-          <w:sz w:val="12"/>
-          <w:szCs w:val="12"/>
-        </w:rPr>
+        <w:t xml:space="preserve">協助前端介面開發與視覺呈現。</w:t>
+      </w:r>
+    </w:p>
+    <w:p>
+      <w:pPr>
+        <w:pStyle w:val="ListParagraph"/>
+        <w:numPr>
+          <w:ilvl w:val="0"/>
+          <w:numId w:val="2"/>
+        </w:numPr>
+        <w:spacing w:after="0" w:before="0"/>
+      </w:pPr>
+      <w:r>
         <w:t xml:space="preserve"/>
       </w:r>
     </w:p>
@@ -644,57 +645,79 @@
       </w:pPr>
       <w:r>
         <w:rPr>
-          <w:rFonts w:ascii="Arial" w:cs="Arial" w:eastAsia="Arial" w:hAnsi="Arial"/>
-          <w:b/>
-          <w:bCs/>
-          <w:color w:val="000000"/>
-          <w:sz w:val="24"/>
-          <w:szCs w:val="24"/>
+          <w:b/>
         </w:rPr>
         <w:t xml:space="preserve">B2B 數據儀表板 ｜ 前端獨立開發</w:t>
       </w:r>
       <w:r>
-        <w:rPr>
-          <w:rFonts w:ascii="Arial" w:cs="Arial" w:eastAsia="Arial" w:hAnsi="Arial"/>
-          <w:color w:val="595959"/>
-          <w:sz w:val="22"/>
-          <w:szCs w:val="22"/>
-        </w:rPr>
-        <w:t xml:space="preserve">	2026.03</w:t>
-      </w:r>
-    </w:p>
-    <w:p>
-      <w:pPr>
-        <w:spacing w:after="40" w:before="20"/>
-      </w:pPr>
-      <w:r>
-        <w:rPr>
-          <w:rFonts w:ascii="Arial" w:cs="Arial" w:eastAsia="Arial" w:hAnsi="Arial"/>
-          <w:i/>
-          <w:iCs/>
-          <w:color w:val="2E75B6"/>
-          <w:sz w:val="22"/>
-          <w:szCs w:val="22"/>
-        </w:rPr>
-        <w:t xml:space="preserve">React × Bootstrap</w:t>
-      </w:r>
-    </w:p>
-    <w:p>
-      <w:pPr>
-        <w:pStyle w:val="ListParagraph"/>
-        <w:numPr>
-          <w:ilvl w:val="0"/>
-          <w:numId w:val="2"/>
-        </w:numPr>
-        <w:spacing w:after="0" w:before="0"/>
-      </w:pPr>
-      <w:r>
-        <w:rPr>
-          <w:rFonts w:ascii="Arial" w:cs="Arial" w:eastAsia="Arial" w:hAnsi="Arial"/>
-          <w:color w:val="595959"/>
-          <w:sz w:val="22"/>
-          <w:szCs w:val="22"/>
-        </w:rPr>
+        <w:tab/>
+      </w:r>
+      <w:r>
+        <w:t xml:space="preserve">2026.03</w:t>
+      </w:r>
+    </w:p>
+    <w:p>
+      <w:pPr>
+        <w:pStyle w:val="ListParagraph"/>
+        <w:numPr>
+          <w:ilvl w:val="0"/>
+          <w:numId w:val="2"/>
+        </w:numPr>
+        <w:spacing w:after="0" w:before="0"/>
+      </w:pPr>
+      <w:r>
+        <w:t xml:space="preserve">目的：SaaS 平台企業客戶需要跨裝置即時查看業務數據，現有介面可讀性差、難以快速做決策。</w:t>
+      </w:r>
+    </w:p>
+    <w:p>
+      <w:pPr>
+        <w:pStyle w:val="ListParagraph"/>
+        <w:numPr>
+          <w:ilvl w:val="0"/>
+          <w:numId w:val="2"/>
+        </w:numPr>
+        <w:spacing w:after="0" w:before="0"/>
+      </w:pPr>
+      <w:r>
+        <w:t xml:space="preserve">成果：開發 8 個以上可重用 Component（圖表卡、篩選器、KPI 指標卡），上線後讓企業用戶得以快速掌握關鍵指標，即時做出數據驅動的業務決策。</w:t>
+      </w:r>
+    </w:p>
+    <w:p>
+      <w:pPr>
+        <w:pStyle w:val="ListParagraph"/>
+        <w:numPr>
+          <w:ilvl w:val="0"/>
+          <w:numId w:val="2"/>
+        </w:numPr>
+        <w:spacing w:after="0" w:before="0"/>
+      </w:pPr>
+      <w:r>
+        <w:t xml:space="preserve">技術：React、Bootstrap、JavaScript ES6+、Chart.js、RWD</w:t>
+      </w:r>
+    </w:p>
+    <w:p>
+      <w:pPr>
+        <w:pStyle w:val="ListParagraph"/>
+        <w:numPr>
+          <w:ilvl w:val="0"/>
+          <w:numId w:val="2"/>
+        </w:numPr>
+        <w:spacing w:after="0" w:before="0"/>
+      </w:pPr>
+      <w:r>
+        <w:t xml:space="preserve">工作內容：</w:t>
+      </w:r>
+    </w:p>
+    <w:p>
+      <w:pPr>
+        <w:pStyle w:val="ListParagraph"/>
+        <w:numPr>
+          <w:ilvl w:val="0"/>
+          <w:numId w:val="2"/>
+        </w:numPr>
+        <w:spacing w:after="0" w:before="0"/>
+      </w:pPr>
+      <w:r>
         <w:t xml:space="preserve">獨立開發 SaaS 平台企業客戶數據儀表板，設計 8 個以上可重用 Component，實現 RWD 跨裝置相容。</w:t>
       </w:r>
     </w:p>
@@ -708,24 +731,19 @@
         <w:spacing w:after="0" w:before="0"/>
       </w:pPr>
       <w:r>
-        <w:rPr>
-          <w:rFonts w:ascii="Arial" w:cs="Arial" w:eastAsia="Arial" w:hAnsi="Arial"/>
-          <w:color w:val="595959"/>
-          <w:sz w:val="22"/>
-          <w:szCs w:val="22"/>
-        </w:rPr>
         <w:t xml:space="preserve">透過模組化架構設計優化程式碼維護性，上線後顯著提升企業用戶數據閱讀與決策效率。</w:t>
       </w:r>
     </w:p>
     <w:p>
       <w:pPr>
-        <w:spacing w:after="0" w:before="0"/>
-      </w:pPr>
-      <w:r>
-        <w:rPr>
-          <w:sz w:val="12"/>
-          <w:szCs w:val="12"/>
-        </w:rPr>
+        <w:pStyle w:val="ListParagraph"/>
+        <w:numPr>
+          <w:ilvl w:val="0"/>
+          <w:numId w:val="2"/>
+        </w:numPr>
+        <w:spacing w:after="0" w:before="0"/>
+      </w:pPr>
+      <w:r>
         <w:t xml:space="preserve"/>
       </w:r>
     </w:p>
@@ -738,41 +756,79 @@
       </w:pPr>
       <w:r>
         <w:rPr>
-          <w:rFonts w:ascii="Arial" w:cs="Arial" w:eastAsia="Arial" w:hAnsi="Arial"/>
-          <w:b/>
-          <w:bCs/>
-          <w:color w:val="000000"/>
-          <w:sz w:val="24"/>
-          <w:szCs w:val="24"/>
+          <w:b/>
         </w:rPr>
         <w:t xml:space="preserve">《HealthTree》數位醫療儀表板 ｜ 商業企劃 &amp; UI/UX 設計</w:t>
       </w:r>
       <w:r>
-        <w:rPr>
-          <w:rFonts w:ascii="Arial" w:cs="Arial" w:eastAsia="Arial" w:hAnsi="Arial"/>
-          <w:color w:val="595959"/>
-          <w:sz w:val="22"/>
-          <w:szCs w:val="22"/>
-        </w:rPr>
-        <w:t xml:space="preserve">	2026.03</w:t>
-      </w:r>
-    </w:p>
-    <w:p>
-      <w:pPr>
-        <w:pStyle w:val="ListParagraph"/>
-        <w:numPr>
-          <w:ilvl w:val="0"/>
-          <w:numId w:val="2"/>
-        </w:numPr>
-        <w:spacing w:after="0" w:before="0"/>
-      </w:pPr>
-      <w:r>
-        <w:rPr>
-          <w:rFonts w:ascii="Arial" w:cs="Arial" w:eastAsia="Arial" w:hAnsi="Arial"/>
-          <w:color w:val="595959"/>
-          <w:sz w:val="22"/>
-          <w:szCs w:val="22"/>
-        </w:rPr>
+        <w:tab/>
+      </w:r>
+      <w:r>
+        <w:t xml:space="preserve">2026.03</w:t>
+      </w:r>
+    </w:p>
+    <w:p>
+      <w:pPr>
+        <w:pStyle w:val="ListParagraph"/>
+        <w:numPr>
+          <w:ilvl w:val="0"/>
+          <w:numId w:val="2"/>
+        </w:numPr>
+        <w:spacing w:after="0" w:before="0"/>
+      </w:pPr>
+      <w:r>
+        <w:t xml:space="preserve">目的：數位藥局缺乏整合病患資料與用藥提醒的智慧化工具，需要一個可行的產品概念與設計提案。</w:t>
+      </w:r>
+    </w:p>
+    <w:p>
+      <w:pPr>
+        <w:pStyle w:val="ListParagraph"/>
+        <w:numPr>
+          <w:ilvl w:val="0"/>
+          <w:numId w:val="2"/>
+        </w:numPr>
+        <w:spacing w:after="0" w:before="0"/>
+      </w:pPr>
+      <w:r>
+        <w:t xml:space="preserve">成果：完成 BMC 商業模式規劃、市場痛點分析、Figma 高擬真互動 Prototype 並執行 Pitch 提案，成功將數位醫療概念轉化為具高可行性的產品提案。</w:t>
+      </w:r>
+    </w:p>
+    <w:p>
+      <w:pPr>
+        <w:pStyle w:val="ListParagraph"/>
+        <w:numPr>
+          <w:ilvl w:val="0"/>
+          <w:numId w:val="2"/>
+        </w:numPr>
+        <w:spacing w:after="0" w:before="0"/>
+      </w:pPr>
+      <w:r>
+        <w:t xml:space="preserve">技術：Figma 高擬真 Prototype、Business Model Canvas、UX Research、Pitch Deck</w:t>
+      </w:r>
+    </w:p>
+    <w:p>
+      <w:pPr>
+        <w:pStyle w:val="ListParagraph"/>
+        <w:numPr>
+          <w:ilvl w:val="0"/>
+          <w:numId w:val="2"/>
+        </w:numPr>
+        <w:spacing w:after="0" w:before="0"/>
+      </w:pPr>
+      <w:r>
+        <w:t xml:space="preserve">工作內容：</w:t>
+      </w:r>
+    </w:p>
+    <w:p>
+      <w:pPr>
+        <w:pStyle w:val="ListParagraph"/>
+        <w:numPr>
+          <w:ilvl w:val="0"/>
+          <w:numId w:val="2"/>
+        </w:numPr>
+        <w:spacing w:after="0" w:before="0"/>
+      </w:pPr>
+      <w:r>
         <w:t xml:space="preserve">發想並規劃針對數位藥局之商業模式畫布（Business Model Canvas）與市場痛點分析。</w:t>
       </w:r>
     </w:p>
@@ -786,24 +842,19 @@
         <w:spacing w:after="0" w:before="0"/>
       </w:pPr>
       <w:r>
-        <w:rPr>
-          <w:rFonts w:ascii="Arial" w:cs="Arial" w:eastAsia="Arial" w:hAnsi="Arial"/>
-          <w:color w:val="595959"/>
-          <w:sz w:val="22"/>
-          <w:szCs w:val="22"/>
-        </w:rPr>
         <w:t xml:space="preserve">統籌 Figma 介面設計，產出高擬真 Prototype，執行 Pitch 提案，將數位醫療概念轉化為具高可行性的產品企劃。</w:t>
       </w:r>
     </w:p>
     <w:p>
       <w:pPr>
-        <w:spacing w:after="0" w:before="0"/>
-      </w:pPr>
-      <w:r>
-        <w:rPr>
-          <w:sz w:val="12"/>
-          <w:szCs w:val="12"/>
-        </w:rPr>
+        <w:pStyle w:val="ListParagraph"/>
+        <w:numPr>
+          <w:ilvl w:val="0"/>
+          <w:numId w:val="2"/>
+        </w:numPr>
+        <w:spacing w:after="0" w:before="0"/>
+      </w:pPr>
+      <w:r>
         <w:t xml:space="preserve"/>
       </w:r>
     </w:p>
@@ -816,53 +867,92 @@
       </w:pPr>
       <w:r>
         <w:rPr>
-          <w:rFonts w:ascii="Arial" w:cs="Arial" w:eastAsia="Arial" w:hAnsi="Arial"/>
-          <w:b/>
-          <w:bCs/>
-          <w:color w:val="000000"/>
-          <w:sz w:val="24"/>
-          <w:szCs w:val="24"/>
+          <w:b/>
         </w:rPr>
         <w:t xml:space="preserve">BMO 互動硬體裝置 ｜ Maker 軟硬整合</w:t>
       </w:r>
       <w:r>
-        <w:rPr>
-          <w:rFonts w:ascii="Arial" w:cs="Arial" w:eastAsia="Arial" w:hAnsi="Arial"/>
-          <w:color w:val="595959"/>
-          <w:sz w:val="22"/>
-          <w:szCs w:val="22"/>
-        </w:rPr>
-        <w:t xml:space="preserve">	2026.03</w:t>
-      </w:r>
-    </w:p>
-    <w:p>
-      <w:pPr>
-        <w:pStyle w:val="ListParagraph"/>
-        <w:numPr>
-          <w:ilvl w:val="0"/>
-          <w:numId w:val="2"/>
-        </w:numPr>
-        <w:spacing w:after="0" w:before="0"/>
-      </w:pPr>
-      <w:r>
-        <w:rPr>
-          <w:rFonts w:ascii="Arial" w:cs="Arial" w:eastAsia="Arial" w:hAnsi="Arial"/>
-          <w:color w:val="595959"/>
-          <w:sz w:val="22"/>
-          <w:szCs w:val="22"/>
-        </w:rPr>
+        <w:tab/>
+      </w:r>
+      <w:r>
+        <w:t xml:space="preserve">2026.03</w:t>
+      </w:r>
+    </w:p>
+    <w:p>
+      <w:pPr>
+        <w:pStyle w:val="ListParagraph"/>
+        <w:numPr>
+          <w:ilvl w:val="0"/>
+          <w:numId w:val="2"/>
+        </w:numPr>
+        <w:spacing w:after="0" w:before="0"/>
+      </w:pPr>
+      <w:r>
+        <w:t xml:space="preserve">目的：探索軟硬整合的 Maker 實作能力，從 3D 列印外殼到客製 PCB 完成端對端整合。</w:t>
+      </w:r>
+    </w:p>
+    <w:p>
+      <w:pPr>
+        <w:pStyle w:val="ListParagraph"/>
+        <w:numPr>
+          <w:ilvl w:val="0"/>
+          <w:numId w:val="2"/>
+        </w:numPr>
+        <w:spacing w:after="0" w:before="0"/>
+      </w:pPr>
+      <w:r>
+        <w:t xml:space="preserve">成果：獨立完成 Raspberry Pi 5 BMO 互動裝置，從外觀設計、色彩選定到 PCB 客製採購全流程一人包辦。</w:t>
+      </w:r>
+    </w:p>
+    <w:p>
+      <w:pPr>
+        <w:pStyle w:val="ListParagraph"/>
+        <w:numPr>
+          <w:ilvl w:val="0"/>
+          <w:numId w:val="2"/>
+        </w:numPr>
+        <w:spacing w:after="0" w:before="0"/>
+      </w:pPr>
+      <w:r>
+        <w:t xml:space="preserve">技術：Raspberry Pi 5、3D 列印、JLCPCB PCB 設計、Pantone 配色</w:t>
+      </w:r>
+    </w:p>
+    <w:p>
+      <w:pPr>
+        <w:pStyle w:val="ListParagraph"/>
+        <w:numPr>
+          <w:ilvl w:val="0"/>
+          <w:numId w:val="2"/>
+        </w:numPr>
+        <w:spacing w:after="0" w:before="0"/>
+      </w:pPr>
+      <w:r>
+        <w:t xml:space="preserve">工作內容：</w:t>
+      </w:r>
+    </w:p>
+    <w:p>
+      <w:pPr>
+        <w:pStyle w:val="ListParagraph"/>
+        <w:numPr>
+          <w:ilvl w:val="0"/>
+          <w:numId w:val="2"/>
+        </w:numPr>
+        <w:spacing w:after="0" w:before="0"/>
+      </w:pPr>
+      <w:r>
         <w:t xml:space="preserve">獨立實作基於 Raspberry Pi 5 的 BMO 互動裝置，統籌 3D 列印外殼繪製、Pantone 色彩選定至 JLCPCB 客製 PCB 發包採購全流程。</w:t>
       </w:r>
     </w:p>
     <w:p>
       <w:pPr>
-        <w:spacing w:after="0" w:before="0"/>
-      </w:pPr>
-      <w:r>
-        <w:rPr>
-          <w:sz w:val="16"/>
-          <w:szCs w:val="16"/>
-        </w:rPr>
+        <w:pStyle w:val="ListParagraph"/>
+        <w:numPr>
+          <w:ilvl w:val="0"/>
+          <w:numId w:val="2"/>
+        </w:numPr>
+        <w:spacing w:after="0" w:before="0"/>
+      </w:pPr>
+      <w:r>
         <w:t xml:space="preserve"/>
       </w:r>
     </w:p>

--- a/Reyna_Gao_Resume_zh.docx
+++ b/Reyna_Gao_Resume_zh.docx
@@ -29,7 +29,7 @@
           <w:sz w:val="24"/>
           <w:szCs w:val="24"/>
         </w:rPr>
-        <w:t xml:space="preserve">前端開發 ／ AI 應用工程 ／ 數據分析 ／ UI/UX 設計</w:t>
+        <w:t>前端開發 ／ 後端工程 ／ 數據分析 ／ AI 應用整合</w:t>
       </w:r>
     </w:p>
     <w:p>
@@ -94,7 +94,7 @@
           <w:sz w:val="22"/>
           <w:szCs w:val="22"/>
         </w:rPr>
-        <w:t>設計與行銷出身，現專注於 AI 應用、數據分析與前端開發的跨領域技術人才。具備電商實戰經驗與數位產品開發能力，擅長結合商業思維、視覺美感與系統邏輯，打造兼顧使用者體驗與工程效能的 AI 驅動數位產品。</w:t>
+        <w:t>設計與行銷出身，現專注於前端開發、數據分析與 AI 數據應用的跨領域技術人才。具備電商實戰經驗與數位產品開發能力，擅長結合商業思維、視覺美感與系統邏輯，打造兼顧使用者體驗與工程效能的數位產品。</w:t>
       </w:r>
     </w:p>
     <w:p>
@@ -581,33 +581,33 @@
         <w:spacing w:after="0" w:before="0"/>
       </w:pPr>
       <w:r>
-        <w:t xml:space="preserve">主導 SA / SD 規劃：設計 3 張 MySQL 資料表（jobs / skills / job_skills_mapping）與 ERD，制定 12 欄爬蟲規格，發布 DevOps SOP 供全員遵循。</w:t>
-      </w:r>
-    </w:p>
-    <w:p>
-      <w:pPr>
-        <w:pStyle w:val="ListParagraph"/>
-        <w:numPr>
-          <w:ilvl w:val="0"/>
-          <w:numId w:val="2"/>
-        </w:numPr>
-        <w:spacing w:after="0" w:before="0"/>
-      </w:pPr>
-      <w:r>
-        <w:t xml:space="preserve">主導 ETL 資料清洗（CSV 合併去重 → MySQL 入庫），整合 6 大平台（104、1111、Yes123、CakeResume 等）共 12,297 筆工程師職缺，並同步建立 GCP 雲端備援資料庫。</w:t>
-      </w:r>
-    </w:p>
-    <w:p>
-      <w:pPr>
-        <w:pStyle w:val="ListParagraph"/>
-        <w:numPr>
-          <w:ilvl w:val="0"/>
-          <w:numId w:val="2"/>
-        </w:numPr>
-        <w:spacing w:after="0" w:before="0"/>
-      </w:pPr>
-      <w:r>
-        <w:t xml:space="preserve">主導 Tableau 敘事架構規劃，直連 MySQL 建置 Dashboard 框架，產出 7 個 Story Points 視覺化頁面（薪資分布、技能四象限、市場趨勢等）。</w:t>
+        <w:t>整合協作 SA / SD 規劃：設計 3 張 MySQL 資料表（jobs / skills / job_skills_mapping）與 ERD，制定 12 欄爬蟲規格，發布 DevOps SOP 供全員遵循。</w:t>
+      </w:r>
+    </w:p>
+    <w:p>
+      <w:pPr>
+        <w:pStyle w:val="ListParagraph"/>
+        <w:numPr>
+          <w:ilvl w:val="0"/>
+          <w:numId w:val="2"/>
+        </w:numPr>
+        <w:spacing w:after="0" w:before="0"/>
+      </w:pPr>
+      <w:r>
+        <w:t>整合協作 ETL 資料清洗（CSV 合併去重 → MySQL 入庫），整合 6 大平台（104、1111、Yes123、CakeResume 等）共 12,297 筆工程師職缺，並同步建立 GCP 雲端備援資料庫。</w:t>
+      </w:r>
+    </w:p>
+    <w:p>
+      <w:pPr>
+        <w:pStyle w:val="ListParagraph"/>
+        <w:numPr>
+          <w:ilvl w:val="0"/>
+          <w:numId w:val="2"/>
+        </w:numPr>
+        <w:spacing w:after="0" w:before="0"/>
+      </w:pPr>
+      <w:r>
+        <w:t>整合協作 Tableau 敘事架構規劃，直連 MySQL 建置 Dashboard 框架，產出 7 個 Story Points 視覺化頁面（薪資分布、技能四象限、市場趨勢等）。</w:t>
       </w:r>
     </w:p>
     <w:p>
@@ -986,169 +986,127 @@
       </w:pPr>
       <w:r>
         <w:rPr>
-          <w:rFonts w:ascii="Arial" w:cs="Arial" w:eastAsia="Arial" w:hAnsi="Arial"/>
-          <w:b/>
-          <w:bCs/>
-          <w:color w:val="000000"/>
-          <w:sz w:val="24"/>
-          <w:szCs w:val="24"/>
+          <w:b/>
         </w:rPr>
         <w:t xml:space="preserve">自由接案 ｜ 網頁設計與前端開發</w:t>
       </w:r>
       <w:r>
-        <w:rPr>
-          <w:rFonts w:ascii="Arial" w:cs="Arial" w:eastAsia="Arial" w:hAnsi="Arial"/>
-          <w:color w:val="595959"/>
-          <w:sz w:val="22"/>
-          <w:szCs w:val="22"/>
-        </w:rPr>
-        <w:t xml:space="preserve">	2024.01 - 2025.08</w:t>
-      </w:r>
-    </w:p>
-    <w:p>
-      <w:pPr>
-        <w:pStyle w:val="ListParagraph"/>
-        <w:numPr>
-          <w:ilvl w:val="0"/>
-          <w:numId w:val="2"/>
-        </w:numPr>
-        <w:spacing w:after="0" w:before="0"/>
-      </w:pPr>
-      <w:r>
-        <w:rPr>
-          <w:rFonts w:ascii="Arial" w:cs="Arial" w:eastAsia="Arial" w:hAnsi="Arial"/>
-          <w:color w:val="595959"/>
-          <w:sz w:val="22"/>
-          <w:szCs w:val="22"/>
-          <w:b/>
-        </w:rPr>
-        <w:t xml:space="preserve">【電商前端建置】</w:t>
-      </w:r>
-      <w:r>
-        <w:rPr>
-          <w:rFonts w:ascii="Arial" w:cs="Arial" w:eastAsia="Arial" w:hAnsi="Arial"/>
-          <w:color w:val="595959"/>
-          <w:sz w:val="22"/>
-          <w:szCs w:val="22"/>
-        </w:rPr>
-        <w:t xml:space="preserve">承接酒商 Shopline 電商前端建置：首頁視覺設計、6 個品牌介紹頁、5 大酒類分類頁、56 件商品頁（各含完整商品描述）、關於頁面與顧客服務頁面，全站以客製化 HTML/CSS 前端架構搭建。</w:t>
-      </w:r>
-    </w:p>
-    <w:p>
-      <w:pPr>
-        <w:pStyle w:val="ListParagraph"/>
-        <w:numPr>
-          <w:ilvl w:val="0"/>
-          <w:numId w:val="2"/>
-        </w:numPr>
-        <w:spacing w:after="0" w:before="0"/>
-      </w:pPr>
-      <w:r>
-        <w:rPr>
-          <w:rFonts w:ascii="Arial" w:cs="Arial" w:eastAsia="Arial" w:hAnsi="Arial"/>
-          <w:color w:val="595959"/>
-          <w:sz w:val="22"/>
-          <w:szCs w:val="22"/>
-          <w:b/>
-        </w:rPr>
-        <w:t xml:space="preserve">【SEO 優化成效】</w:t>
-      </w:r>
-      <w:r>
-        <w:rPr>
-          <w:rFonts w:ascii="Arial" w:cs="Arial" w:eastAsia="Arial" w:hAnsi="Arial"/>
-          <w:color w:val="595959"/>
-          <w:sz w:val="22"/>
-          <w:szCs w:val="22"/>
-        </w:rPr>
-        <w:t xml:space="preserve">全站導入精準 SEO 策略，每頁及每張商品圖均配置 keywords 與 alt 標籤；28 天 Google Search Console 數據：點擊 90 次（↑14%）、曝光 558 次（↑10%）、</w:t>
-      </w:r>
-      <w:r>
-        <w:rPr>
-          <w:rFonts w:ascii="Arial" w:cs="Arial" w:eastAsia="Arial" w:hAnsi="Arial"/>
-          <w:color w:val="595959"/>
-          <w:sz w:val="22"/>
-          <w:szCs w:val="22"/>
-          <w:b/>
-        </w:rPr>
-        <w:t xml:space="preserve">CTR 16.1%，為業界平均的 3–8 倍</w:t>
-      </w:r>
-      <w:r>
-        <w:rPr>
-          <w:rFonts w:ascii="Arial" w:cs="Arial" w:eastAsia="Arial" w:hAnsi="Arial"/>
-          <w:color w:val="595959"/>
-          <w:sz w:val="22"/>
-          <w:szCs w:val="22"/>
-        </w:rPr>
-        <w:t xml:space="preserve">；近 7 天點擊 50 次（↑72%）。</w:t>
-      </w:r>
-    </w:p>
-    <w:p>
-      <w:pPr>
-        <w:pStyle w:val="ListParagraph"/>
-        <w:numPr>
-          <w:ilvl w:val="0"/>
-          <w:numId w:val="2"/>
-        </w:numPr>
-        <w:spacing w:after="0" w:before="0"/>
-      </w:pPr>
-      <w:r>
-        <w:rPr>
-          <w:rFonts w:ascii="Arial" w:cs="Arial" w:eastAsia="Arial" w:hAnsi="Arial"/>
-          <w:color w:val="595959"/>
-          <w:sz w:val="22"/>
-          <w:szCs w:val="22"/>
-          <w:b/>
-        </w:rPr>
-        <w:t xml:space="preserve">【UI/UX 設計】</w:t>
-      </w:r>
-      <w:r>
-        <w:rPr>
-          <w:rFonts w:ascii="Arial" w:cs="Arial" w:eastAsia="Arial" w:hAnsi="Arial"/>
-          <w:color w:val="595959"/>
-          <w:sz w:val="22"/>
-          <w:szCs w:val="22"/>
-        </w:rPr>
-        <w:t xml:space="preserve">獨立完成韓式花藝品牌電商 UI/UX 設計，從競品分析、市場定位到 Figma 高擬真 Prototype，全流程一人包辦。</w:t>
-      </w:r>
-    </w:p>
-    <w:p>
-      <w:pPr>
-        <w:pStyle w:val="ListParagraph"/>
-        <w:numPr>
-          <w:ilvl w:val="0"/>
-          <w:numId w:val="2"/>
-        </w:numPr>
-        <w:spacing w:after="0" w:before="0"/>
-      </w:pPr>
-      <w:r>
-        <w:rPr>
-          <w:rFonts w:ascii="Arial" w:cs="Arial" w:eastAsia="Arial" w:hAnsi="Arial"/>
-          <w:color w:val="595959"/>
-          <w:sz w:val="22"/>
-          <w:szCs w:val="22"/>
-          <w:b/>
-        </w:rPr>
-        <w:t xml:space="preserve">【專業認證】</w:t>
-      </w:r>
-      <w:r>
-        <w:rPr>
-          <w:rFonts w:ascii="Arial" w:cs="Arial" w:eastAsia="Arial" w:hAnsi="Arial"/>
-          <w:color w:val="595959"/>
-          <w:sz w:val="22"/>
-          <w:szCs w:val="22"/>
-        </w:rPr>
-        <w:t xml:space="preserve">考取 Adobe Photoshop 與 Illustrator 專業雙認證；完成 Google UX Design Specialization（Coursera，7 門課程，含 Figma 高擬真 Prototype、UX Research、Wireframe 等）。</w:t>
-      </w:r>
-    </w:p>
-    <w:p>
-      <w:pPr>
-        <w:spacing w:after="0" w:before="0"/>
-      </w:pPr>
-      <w:r>
-        <w:rPr>
-          <w:sz w:val="12"/>
-          <w:szCs w:val="12"/>
-        </w:rPr>
+        <w:tab/>
+      </w:r>
+      <w:r>
+        <w:t xml:space="preserve">2024.01 - 2025.08</w:t>
+      </w:r>
+    </w:p>
+    <w:p>
+      <w:pPr>
+        <w:pStyle w:val="ListParagraph"/>
+        <w:numPr>
+          <w:ilvl w:val="0"/>
+          <w:numId w:val="2"/>
+        </w:numPr>
+        <w:spacing w:after="0" w:before="0"/>
+      </w:pPr>
+      <w:r>
+        <w:rPr>
+          <w:b/>
+        </w:rPr>
+        <w:t xml:space="preserve">工作項目：酒商電商前端全站建置 / 韓式花藝品牌 UI/UX 設計 / 全站 SEO 策略優化</w:t>
+      </w:r>
+    </w:p>
+    <w:p>
+      <w:pPr>
+        <w:pStyle w:val="ListParagraph"/>
+        <w:numPr>
+          <w:ilvl w:val="0"/>
+          <w:numId w:val="2"/>
+        </w:numPr>
+        <w:spacing w:after="0" w:before="0"/>
+      </w:pPr>
+      <w:r>
+        <w:rPr>
+          <w:b/>
+        </w:rPr>
+        <w:t xml:space="preserve">工作內容：</w:t>
+      </w:r>
+    </w:p>
+    <w:p>
+      <w:pPr>
+        <w:pStyle w:val="ListParagraph"/>
+        <w:numPr>
+          <w:ilvl w:val="0"/>
+          <w:numId w:val="2"/>
+        </w:numPr>
+        <w:spacing w:after="0" w:before="0"/>
+      </w:pPr>
+      <w:r>
+        <w:t xml:space="preserve">以客製化 HTML/CSS 搭建 Shopline 電商前端架構（含首頁、品牌頁、56 件商品頁等）。</w:t>
+      </w:r>
+    </w:p>
+    <w:p>
+      <w:pPr>
+        <w:pStyle w:val="ListParagraph"/>
+        <w:numPr>
+          <w:ilvl w:val="0"/>
+          <w:numId w:val="2"/>
+        </w:numPr>
+        <w:spacing w:after="0" w:before="0"/>
+      </w:pPr>
+      <w:r>
+        <w:t xml:space="preserve">從競品分析到 Figma 高擬真 Prototype，一人獨立包辦花藝品牌電商 UI/UX 視覺設計。</w:t>
+      </w:r>
+    </w:p>
+    <w:p>
+      <w:pPr>
+        <w:pStyle w:val="ListParagraph"/>
+        <w:numPr>
+          <w:ilvl w:val="0"/>
+          <w:numId w:val="2"/>
+        </w:numPr>
+        <w:spacing w:after="0" w:before="0"/>
+      </w:pPr>
+      <w:r>
+        <w:t>為酒商電商執行全站 SEO 優化，配置每頁與商品圖 keywords 與 alt 標籤；並取得 Adobe 雙認證與 Google UX 證書。</w:t>
+      </w:r>
+    </w:p>
+    <w:p>
+      <w:pPr>
+        <w:pStyle w:val="ListParagraph"/>
+        <w:numPr>
+          <w:ilvl w:val="0"/>
+          <w:numId w:val="2"/>
+        </w:numPr>
+        <w:spacing w:after="0" w:before="0"/>
+      </w:pPr>
+      <w:r>
+        <w:rPr>
+          <w:b/>
+        </w:rPr>
+        <w:t xml:space="preserve">工作成就：</w:t>
+      </w:r>
+    </w:p>
+    <w:p>
+      <w:pPr>
+        <w:pStyle w:val="ListParagraph"/>
+        <w:numPr>
+          <w:ilvl w:val="0"/>
+          <w:numId w:val="2"/>
+        </w:numPr>
+        <w:spacing w:after="0" w:before="0"/>
+      </w:pPr>
+      <w:r>
+        <w:t xml:space="preserve">創下 16.1% 高點擊率（CTR），達業界平均 3–8 倍；導入 SEO 後 28 天內點擊成長 14%、曝光成長 10%。</w:t>
+      </w:r>
+    </w:p>
+    <w:p>
+      <w:pPr>
+        <w:pStyle w:val="ListParagraph"/>
+        <w:numPr>
+          <w:ilvl w:val="0"/>
+          <w:numId w:val="2"/>
+        </w:numPr>
+        <w:spacing w:after="0" w:before="0"/>
+      </w:pPr>
+      <w:r>
         <w:t xml:space="preserve"/>
       </w:r>
     </w:p>
@@ -1161,91 +1119,138 @@
       </w:pPr>
       <w:r>
         <w:rPr>
-          <w:rFonts w:ascii="Arial" w:cs="Arial" w:eastAsia="Arial" w:hAnsi="Arial"/>
-          <w:b/>
-          <w:bCs/>
-          <w:color w:val="000000"/>
-          <w:sz w:val="24"/>
-          <w:szCs w:val="24"/>
-        </w:rPr>
-        <w:t xml:space="preserve">Shopee 蝦皮購物 ｜ 行銷企劃與活動營運</w:t>
-      </w:r>
-      <w:r>
-        <w:rPr>
-          <w:rFonts w:ascii="Arial" w:cs="Arial" w:eastAsia="Arial" w:hAnsi="Arial"/>
-          <w:color w:val="595959"/>
-          <w:sz w:val="22"/>
-          <w:szCs w:val="22"/>
-        </w:rPr>
-        <w:t xml:space="preserve">	正職：2022.03 - 2023.08 ｜ 兼職：2021.06 - 2022.03</w:t>
-      </w:r>
-    </w:p>
-    <w:p>
-      <w:pPr>
-        <w:pStyle w:val="ListParagraph"/>
-        <w:numPr>
-          <w:ilvl w:val="0"/>
-          <w:numId w:val="2"/>
-        </w:numPr>
-        <w:spacing w:after="0" w:before="0"/>
-      </w:pPr>
-      <w:r>
-        <w:rPr>
-          <w:rFonts w:ascii="Arial" w:cs="Arial" w:eastAsia="Arial" w:hAnsi="Arial"/>
-          <w:color w:val="595959"/>
-          <w:sz w:val="22"/>
-          <w:szCs w:val="22"/>
-        </w:rPr>
-        <w:t xml:space="preserve">負責 Campaign 活動頁版面配置確認與點擊路徑測試，監控上線前後數據以即時排查視覺與流程異常。</w:t>
-      </w:r>
-    </w:p>
-    <w:p>
-      <w:pPr>
-        <w:pStyle w:val="ListParagraph"/>
-        <w:numPr>
-          <w:ilvl w:val="0"/>
-          <w:numId w:val="2"/>
-        </w:numPr>
-        <w:spacing w:after="0" w:before="0"/>
-      </w:pPr>
-      <w:r>
-        <w:rPr>
-          <w:rFonts w:ascii="Arial" w:cs="Arial" w:eastAsia="Arial" w:hAnsi="Arial"/>
-          <w:color w:val="595959"/>
-          <w:sz w:val="22"/>
-          <w:szCs w:val="22"/>
-        </w:rPr>
-        <w:t>擔任第一線客訴窗口，系統性記錄並分類客訴（常見活動問題 vs. 個案問題），主動掃描活動文案易引發誤解字眼並提前優化；彙整數據提出流程改善建議，有效降低客訴發生頻率。</w:t>
-      </w:r>
-    </w:p>
-    <w:p>
-      <w:pPr>
-        <w:pStyle w:val="ListParagraph"/>
-        <w:numPr>
-          <w:ilvl w:val="0"/>
-          <w:numId w:val="2"/>
-        </w:numPr>
-        <w:spacing w:after="0" w:before="0"/>
-      </w:pPr>
-      <w:r>
-        <w:rPr>
-          <w:rFonts w:ascii="Arial" w:cs="Arial" w:eastAsia="Arial" w:hAnsi="Arial"/>
-          <w:color w:val="595959"/>
-          <w:sz w:val="22"/>
-          <w:szCs w:val="22"/>
-        </w:rPr>
-        <w:t xml:space="preserve">調入 Campaign 協作組別，協助請 BI 撈取活動數據、統整跨部門需求（前台呈現、社群排程曝光），以及協調溝通設計、物流、POS、客戶經理等 5+ 部門推進小專案達成預期績效。</w:t>
-      </w:r>
-    </w:p>
-    <w:p>
-      <w:pPr>
-        <w:spacing w:after="0" w:before="0"/>
-      </w:pPr>
-      <w:r>
-        <w:rPr>
-          <w:sz w:val="12"/>
-          <w:szCs w:val="12"/>
-        </w:rPr>
+          <w:b/>
+        </w:rPr>
+        <w:t>Shopee 蝦皮購物 ｜ 行銷企劃與活動營運</w:t>
+        <w:tab/>
+        <w:t>正職：2022.03 - 2023.08 ｜ 兼職：2021.06 - 2022.03</w:t>
+      </w:r>
+      <w:r/>
+      <w:r/>
+    </w:p>
+    <w:p>
+      <w:pPr>
+        <w:pStyle w:val="ListParagraph"/>
+        <w:numPr>
+          <w:ilvl w:val="0"/>
+          <w:numId w:val="2"/>
+        </w:numPr>
+        <w:spacing w:after="0" w:before="0"/>
+      </w:pPr>
+      <w:r>
+        <w:rPr>
+          <w:b/>
+        </w:rPr>
+        <w:t xml:space="preserve">工作項目：大型 Campaign 活動頁面營運 / 跨部門專案協調（5+ 部門）/ 客訴流程優化</w:t>
+      </w:r>
+    </w:p>
+    <w:p>
+      <w:pPr>
+        <w:pStyle w:val="ListParagraph"/>
+        <w:numPr>
+          <w:ilvl w:val="0"/>
+          <w:numId w:val="2"/>
+        </w:numPr>
+        <w:spacing w:after="0" w:before="0"/>
+      </w:pPr>
+      <w:r>
+        <w:rPr>
+          <w:b/>
+        </w:rPr>
+        <w:t xml:space="preserve">工作內容：</w:t>
+      </w:r>
+    </w:p>
+    <w:p>
+      <w:pPr>
+        <w:pStyle w:val="ListParagraph"/>
+        <w:numPr>
+          <w:ilvl w:val="0"/>
+          <w:numId w:val="2"/>
+        </w:numPr>
+        <w:spacing w:after="0" w:before="0"/>
+      </w:pPr>
+      <w:r>
+        <w:t xml:space="preserve">負責活動版面配置、路徑測試及數據監控，並協助 BI 撈取數據統整跨部門（前台、社群）需求。</w:t>
+      </w:r>
+    </w:p>
+    <w:p>
+      <w:pPr>
+        <w:pStyle w:val="ListParagraph"/>
+        <w:numPr>
+          <w:ilvl w:val="0"/>
+          <w:numId w:val="2"/>
+        </w:numPr>
+        <w:spacing w:after="0" w:before="0"/>
+      </w:pPr>
+      <w:r>
+        <w:t xml:space="preserve">橫向協調設計、物流、POS、客戶經理等 5 個以上部門，推進專案達成預期績效。</w:t>
+      </w:r>
+    </w:p>
+    <w:p>
+      <w:pPr>
+        <w:pStyle w:val="ListParagraph"/>
+        <w:numPr>
+          <w:ilvl w:val="0"/>
+          <w:numId w:val="2"/>
+        </w:numPr>
+        <w:spacing w:after="0" w:before="0"/>
+      </w:pPr>
+      <w:r>
+        <w:t xml:space="preserve">擔任第一線客訴窗口，系統性分類問題並主動優化活動文案以防堵爭議。</w:t>
+      </w:r>
+    </w:p>
+    <w:p>
+      <w:pPr>
+        <w:pStyle w:val="ListParagraph"/>
+        <w:numPr>
+          <w:ilvl w:val="0"/>
+          <w:numId w:val="2"/>
+        </w:numPr>
+        <w:spacing w:after="0" w:before="0"/>
+      </w:pPr>
+      <w:r>
+        <w:rPr>
+          <w:b/>
+        </w:rPr>
+        <w:t xml:space="preserve">工作成就：</w:t>
+      </w:r>
+    </w:p>
+    <w:p>
+      <w:pPr>
+        <w:pStyle w:val="ListParagraph"/>
+        <w:numPr>
+          <w:ilvl w:val="0"/>
+          <w:numId w:val="2"/>
+        </w:numPr>
+        <w:spacing w:after="0" w:before="0"/>
+      </w:pPr>
+      <w:r>
+        <w:t xml:space="preserve">提出有效流程改善建議，成功將月均客訴量降幅高達 90%。</w:t>
+      </w:r>
+    </w:p>
+    <w:p>
+      <w:pPr>
+        <w:pStyle w:val="ListParagraph"/>
+        <w:numPr>
+          <w:ilvl w:val="0"/>
+          <w:numId w:val="2"/>
+        </w:numPr>
+        <w:spacing w:after="0" w:before="0"/>
+      </w:pPr>
+      <w:r>
+        <w:t>因雙 11 等大型檔期專案績效優異，成功由兼職轉正，並調入 Campaign 核心協作組；轉正首年即榮獲「A+」最高績效評級（為 6 人團隊中唯二獲此殊榮者）。</w:t>
+      </w:r>
+    </w:p>
+    <w:p>
+      <w:pPr>
+        <w:pStyle w:val="ListParagraph"/>
+        <w:numPr>
+          <w:ilvl w:val="0"/>
+          <w:numId w:val="2"/>
+        </w:numPr>
+        <w:spacing w:after="0" w:before="0"/>
+      </w:pPr>
+      <w:r>
         <w:t xml:space="preserve"/>
       </w:r>
     </w:p>
@@ -1258,53 +1263,101 @@
       </w:pPr>
       <w:r>
         <w:rPr>
-          <w:rFonts w:ascii="Arial" w:cs="Arial" w:eastAsia="Arial" w:hAnsi="Arial"/>
-          <w:b/>
-          <w:bCs/>
-          <w:color w:val="000000"/>
-          <w:sz w:val="24"/>
-          <w:szCs w:val="24"/>
+          <w:b/>
         </w:rPr>
         <w:t xml:space="preserve">REDMAN ｜ 3D 動畫與渲染設計師</w:t>
       </w:r>
       <w:r>
-        <w:rPr>
-          <w:rFonts w:ascii="Arial" w:cs="Arial" w:eastAsia="Arial" w:hAnsi="Arial"/>
-          <w:color w:val="595959"/>
-          <w:sz w:val="22"/>
-          <w:szCs w:val="22"/>
-        </w:rPr>
-        <w:t xml:space="preserve">	2020.10 - 2021.05</w:t>
-      </w:r>
-    </w:p>
-    <w:p>
-      <w:pPr>
-        <w:pStyle w:val="ListParagraph"/>
-        <w:numPr>
-          <w:ilvl w:val="0"/>
-          <w:numId w:val="2"/>
-        </w:numPr>
-        <w:spacing w:after="0" w:before="0"/>
-      </w:pPr>
-      <w:r>
-        <w:rPr>
-          <w:rFonts w:ascii="Arial" w:cs="Arial" w:eastAsia="Arial" w:hAnsi="Arial"/>
-          <w:color w:val="595959"/>
-          <w:sz w:val="22"/>
-          <w:szCs w:val="22"/>
-        </w:rPr>
-        <w:t xml:space="preserve">運用 Cinema 4D 與 Octane 進行產品 3D 建模與高階渲染（服務客戶含華碩、微星、高通等 3C 品牌），結合 Adobe CC 獨立完成商業專案交付。</w:t>
-      </w:r>
-    </w:p>
-    <w:p>
-      <w:pPr>
-        <w:spacing w:after="0" w:before="0"/>
-      </w:pPr>
-      <w:r>
-        <w:rPr>
-          <w:sz w:val="16"/>
-          <w:szCs w:val="16"/>
-        </w:rPr>
+        <w:tab/>
+      </w:r>
+      <w:r>
+        <w:t xml:space="preserve">2020.10 - 2021.05</w:t>
+      </w:r>
+    </w:p>
+    <w:p>
+      <w:pPr>
+        <w:pStyle w:val="ListParagraph"/>
+        <w:numPr>
+          <w:ilvl w:val="0"/>
+          <w:numId w:val="2"/>
+        </w:numPr>
+        <w:spacing w:after="0" w:before="0"/>
+      </w:pPr>
+      <w:r>
+        <w:rPr>
+          <w:b/>
+        </w:rPr>
+        <w:t xml:space="preserve">工作項目：知名 3C 品牌（華碩、微星、高通）之 3D 產品建模與高階渲染</w:t>
+      </w:r>
+    </w:p>
+    <w:p>
+      <w:pPr>
+        <w:pStyle w:val="ListParagraph"/>
+        <w:numPr>
+          <w:ilvl w:val="0"/>
+          <w:numId w:val="2"/>
+        </w:numPr>
+        <w:spacing w:after="0" w:before="0"/>
+      </w:pPr>
+      <w:r>
+        <w:rPr>
+          <w:b/>
+        </w:rPr>
+        <w:t xml:space="preserve">工作內容：</w:t>
+      </w:r>
+    </w:p>
+    <w:p>
+      <w:pPr>
+        <w:pStyle w:val="ListParagraph"/>
+        <w:numPr>
+          <w:ilvl w:val="0"/>
+          <w:numId w:val="2"/>
+        </w:numPr>
+        <w:spacing w:after="0" w:before="0"/>
+      </w:pPr>
+      <w:r>
+        <w:t xml:space="preserve">運用 Cinema 4D、Octane 結合 Adobe CC，獨立進行商業級 3D 建模與高階渲染製作。</w:t>
+      </w:r>
+    </w:p>
+    <w:p>
+      <w:pPr>
+        <w:pStyle w:val="ListParagraph"/>
+        <w:numPr>
+          <w:ilvl w:val="0"/>
+          <w:numId w:val="2"/>
+        </w:numPr>
+        <w:spacing w:after="0" w:before="0"/>
+      </w:pPr>
+      <w:r>
+        <w:rPr>
+          <w:b/>
+        </w:rPr>
+        <w:t xml:space="preserve">工作成就：</w:t>
+      </w:r>
+    </w:p>
+    <w:p>
+      <w:pPr>
+        <w:pStyle w:val="ListParagraph"/>
+        <w:numPr>
+          <w:ilvl w:val="0"/>
+          <w:numId w:val="2"/>
+        </w:numPr>
+        <w:spacing w:after="0" w:before="0"/>
+      </w:pPr>
+      <w:r>
+        <w:t xml:space="preserve">成功交付指標性 3C 大廠之高品質專案，具備對視覺細節的高敏感度與精準的專案交付節奏。</w:t>
+      </w:r>
+    </w:p>
+    <w:p>
+      <w:pPr>
+        <w:pStyle w:val="ListParagraph"/>
+        <w:numPr>
+          <w:ilvl w:val="0"/>
+          <w:numId w:val="2"/>
+        </w:numPr>
+        <w:spacing w:after="0" w:before="0"/>
+      </w:pPr>
+      <w:r>
         <w:t xml:space="preserve"/>
       </w:r>
     </w:p>
@@ -1345,16 +1398,17 @@
           <w:sz w:val="24"/>
           <w:szCs w:val="24"/>
         </w:rPr>
-        <w:t xml:space="preserve">勞動部職訓局 ｜ AI 大數據跨域人才養成班</w:t>
-      </w:r>
-      <w:r>
-        <w:rPr>
-          <w:rFonts w:ascii="Arial" w:cs="Arial" w:eastAsia="Arial" w:hAnsi="Arial"/>
-          <w:color w:val="595959"/>
-          <w:sz w:val="22"/>
-          <w:szCs w:val="22"/>
-        </w:rPr>
-        <w:t xml:space="preserve">	2025.12 - 2026.05（預計）</w:t>
+        <w:t>AI 大數據培訓班</w:t>
+        <w:tab/>
+        <w:t>2025.12 - 2026.05（預計）</w:t>
+      </w:r>
+      <w:r>
+        <w:rPr>
+          <w:rFonts w:ascii="Arial" w:cs="Arial" w:eastAsia="Arial" w:hAnsi="Arial"/>
+          <w:color w:val="595959"/>
+          <w:sz w:val="22"/>
+          <w:szCs w:val="22"/>
+        </w:rPr>
       </w:r>
     </w:p>
     <w:p>
@@ -1620,7 +1674,7 @@
           <w:sz w:val="22"/>
           <w:szCs w:val="22"/>
         </w:rPr>
-        <w:t xml:space="preserve">我是高婷容，一位具備影視美學訓練、設計思維與商業實戰經驗、正積極轉型為 AI 應用工程師、前端工程師與數據分析師的跨領域技術人才。我的背景橫跨影視音製作、視覺設計、電商行銷與軟體開發四個面向，這樣的組合讓我能從「使用者會怎麼想」、「產品需要什麼」以及「工程如何實現」三個角度同時思考問題，這也是我最大的競爭優勢。</w:t>
+        <w:t>我是高婷容，一位具備影視美學訓練、設計思維與商業實戰經驗、正積極轉型為 前端開發、數據分析師與 AI 數據應用工程師的跨領域技術人才。我的背景橫跨影視音製作、視覺設計、電商行銷與軟體開發四個面向，這樣的組合讓我能從「使用者會怎麼想」、「產品需要什麼」以及「工程如何實現」三個角度同時思考問題，這也是我最大的競爭優勢。</w:t>
       </w:r>
     </w:p>
     <w:p>
@@ -1667,21 +1721,7 @@
           <w:sz w:val="22"/>
           <w:szCs w:val="22"/>
         </w:rPr>
-        <w:t xml:space="preserve">我的職涯從設計出發，在 REDMAN 擔任 3D 動畫渲染設計師期間，服務客戶含華碩、微星、高通等 3C 品牌，培養出對視覺細節的高度敏感，學會以 Cinema 4D 與 Octane 呈現商業級產品質感。</w:t>
-      </w:r>
-    </w:p>
-    <w:p>
-      <w:pPr>
-        <w:spacing w:after="0" w:before="80"/>
-      </w:pPr>
-      <w:r>
-        <w:rPr>
-          <w:rFonts w:ascii="Arial" w:cs="Arial" w:eastAsia="Arial" w:hAnsi="Arial"/>
-          <w:color w:val="595959"/>
-          <w:sz w:val="22"/>
-          <w:szCs w:val="22"/>
-        </w:rPr>
-        <w:t xml:space="preserve">進入蝦皮購物後，我接觸到截然不同的工作節奏。協作雙 11、年中慶等大型購物節，讓我學會在高壓環境下協調跨部門（設計、BI、物流、POS 團隊、客戶經理）推進活動執行。在蝦皮兩年最大的收穫，不只是跑活動，而是養成用數字說話的習慣——每月客訴數怎麼降、漏斗在哪裡斷、改一個字會不會少被客訴，這些思考方式讓我很受用。協助請 BI 團隊撈取數據、自行產出成效分析簡報並提出優化建議，而不是憑感覺做決定——這段高壓洗禮，奠定了我在技術轉型路上能快速分析問題、找出解法的核心能力。</w:t>
+        <w:t>進入電商產業後，我接觸到截然不同的工作節奏。協作雙 11、年中慶等大型購物節，讓我學會在高壓環境下協調跨部門（設計、BI、物流、POS 團隊、客戶經理）推進活動執行。在電商兩年最大的收穫，不僅是協作大促活動，而是養成用數字說話的習慣——每月客訴數怎麼降、漏斗在哪裡斷、改一個字會不會少被客訴，這些思考方式讓我很受用，另外請 BI 團隊撈取數據、自行產出成效分析簡報並提出優化建議，這段過程，奠定了我在技術轉型路上能快速分析問題、找出解法的核心能力。</w:t>
       </w:r>
     </w:p>
     <w:p>
@@ -1728,7 +1768,7 @@
           <w:sz w:val="22"/>
           <w:szCs w:val="22"/>
         </w:rPr>
-        <w:t xml:space="preserve">在蝦皮的工作讓我深刻認識到一件事：我每天最期待的瞬間，不是活動數字漂亮，而是跟技術同事討論「這個頁面如果這樣改，轉換率會不會更好」的時候。我開始意識到，我真正享受的是「從無到有把產品做出來」的過程，而不只是在既有系統上做行銷。</w:t>
+        <w:t>在電商的這段期間帶給我很大的啟發：在追求亮眼活動成效的同時，我發現自己最投入的時刻，其實是與技術團隊討論「如何調整頁面邏輯以提升轉換率」。這讓我清楚確認，我真正享受的是「從無到有孕育產品」的建設過程，而不僅止於前端的行銷推廣。</w:t>
       </w:r>
     </w:p>
     <w:p>
@@ -1742,7 +1782,7 @@
           <w:sz w:val="22"/>
           <w:szCs w:val="22"/>
         </w:rPr>
-        <w:t xml:space="preserve">帶著這樣的體悟，我離開蝦皮後開始系統性地補足技術能力：承接酒商電商前端建置案、獨立完成韓式花藝品牌電商 UI/UX 設計（從市場分析到 Figma 高擬真 Prototype 全流程）、考取 Adobe 雙認證與 Google UX Design Specialization，並深入學習前端開發。當我第一次把設計稿中的按鈕用 React 真正「動起來」的那一刻，我確定了：程式開發才是我想長期走的路。</w:t>
+        <w:t>帶著這樣的體悟，我離開電商工作後開始系統性地補足技術能力：承接酒商電商前端建置案、獨立完成韓式花藝品牌電商 UI/UX 設計（從市場分析到 Figma 高擬真 Prototype 全流程）、考取 Adobe 雙認證與 Google UX Design Specialization，並深入學習前端開發。當我第一次把設計稿中的按鈕用 React 真正「動起來」的那一刻，我確定了：程式開發才是我想長期走的路。</w:t>
       </w:r>
     </w:p>
     <w:p>
@@ -1789,7 +1829,7 @@
           <w:sz w:val="22"/>
           <w:szCs w:val="22"/>
         </w:rPr>
-        <w:t xml:space="preserve">確定目標後，我選擇用最高強度的方式讓自己成長：白天在勞動部 AI 大數據跨域人才培訓班密集學習技術，晚上在中國文化大學修習數位媒體學系，每學期超過 20 學分，雙軌並行長達半年以上。</w:t>
+        <w:t>確定目標後，我選擇用最高強度的方式讓自己成長：白天在AI 大數據培訓班密集學習技術，晚上在中國文化大學修習數位媒體學系，每學期超過 20 學分，雙軌並行長達半年以上。</w:t>
       </w:r>
     </w:p>
     <w:p>
@@ -1817,7 +1857,7 @@
           <w:sz w:val="22"/>
           <w:szCs w:val="22"/>
         </w:rPr>
-        <w:t xml:space="preserve">此外，我也主導了台灣工程師職缺競爭力分析系統的 SA / SD 架構設計、ETL 資料清洗（整合 6 大平台共 12,297 筆職缺）與 GCP 雲端備援資料庫建置；獨立完成 B2B 數據儀表板的前端開發（React + Bootstrap，8 個以上可重用 Component）、HealthTree 數位醫療儀表板的商業企劃與 Figma 設計，以及基於 Raspberry Pi 5 的 BMO 互動裝置實體製作，從軟體到硬體，從商業到工程，每一個專案都讓我的跨領域能力更加完整。</w:t>
+        <w:t>此外，我也整合協作了台灣工程師職缺競爭力分析系統的 SA / SD 架構設計、ETL 資料清洗（整合 6 大平台共 12,297 筆職缺）與 GCP 雲端備援資料庫建置；獨立完成 B2B 數據儀表板的前端開發（React + Bootstrap，8 個以上可重用 Component）、HealthTree 數位醫療儀表板的商業企劃與 Figma 設計，以及基於 Raspberry Pi 5 的 BMO 互動裝置實體製作，從軟體到硬體，從商業到工程，每一個專案都讓我的跨領域能力更加完整。</w:t>
       </w:r>
     </w:p>
     <w:p>
@@ -1878,7 +1918,7 @@
           <w:sz w:val="22"/>
           <w:szCs w:val="22"/>
         </w:rPr>
-        <w:t>我相信，設計師的同理心、行銷人的數據敏感度、加上工程師的系統思維，是這個 AI 時代最稀缺的組合。期待加入一個重視產品品質、勇於嘗試新技術的團隊，用跨領域的視角為產品帶來超過單一職能所能創造的價值。</w:t>
+        <w:t>我相信，設計師的同理心、行銷人的數據敏感度、加上工程師的系統思維，是這個 AI 時代最稀缺的組合。期待我能夠運用我的專業與跨領域的視角為產品帶來超過單一職能所能創造的價值。</w:t>
       </w:r>
     </w:p>
     <w:p>

--- a/Reyna_Gao_Resume_zh.docx
+++ b/Reyna_Gao_Resume_zh.docx
@@ -1674,7 +1674,7 @@
           <w:sz w:val="22"/>
           <w:szCs w:val="22"/>
         </w:rPr>
-        <w:t>我是高婷容，一位具備影視美學訓練、設計思維與商業實戰經驗、正積極轉型為 前端開發、數據分析師與 AI 數據應用工程師的跨領域技術人才。我的背景橫跨影視音製作、視覺設計、電商行銷與軟體開發四個面向，這樣的組合讓我能從「使用者會怎麼想」、「產品需要什麼」以及「工程如何實現」三個角度同時思考問題，這也是我最大的競爭優勢。</w:t>
+        <w:t>我是高婷容，一位具備影視美學訓練、設計思維與商業實戰經驗、正積極轉型為前端開發、數據分析師與 AI 數據應用工程師的跨領域技術人才。我的背景橫跨影視音製作、視覺設計、電商行銷與軟體開發四個面向，這樣的組合讓我能從「使用者會怎麼想」、「產品需要什麼」以及「工程如何實現」三個角度同時思考問題，這也是我最大的競爭優勢。</w:t>
       </w:r>
     </w:p>
     <w:p>
@@ -1721,7 +1721,7 @@
           <w:sz w:val="22"/>
           <w:szCs w:val="22"/>
         </w:rPr>
-        <w:t>進入電商產業後，我接觸到截然不同的工作節奏。協作雙 11、年中慶等大型購物節，讓我學會在高壓環境下協調跨部門（設計、BI、物流、POS 團隊、客戶經理）推進活動執行。在電商兩年最大的收穫，不僅是協作大促活動，而是養成用數字說話的習慣——每月客訴數怎麼降、漏斗在哪裡斷、改一個字會不會少被客訴，這些思考方式讓我很受用，另外請 BI 團隊撈取數據、自行產出成效分析簡報並提出優化建議，這段過程，奠定了我在技術轉型路上能快速分析問題、找出解法的核心能力。</w:t>
+        <w:t>進入電商產業後，我接觸到截然不同的工作節奏。因雙 11 等大型檔期專案績效優異，我成功由兼職轉正，並調入 Campaign 核心協作組，更在第一年獲得了 A+ 的績效考核（6 人小組中僅 2 位）。在電商兩年最大的收穫，不僅是在高壓環境下協調跨部門（設計、BI、物流、POS 團隊、客戶經理）推進活動，更是養成用數字說話的習慣——每月客訴數怎麼降、漏斗在哪裡斷、改一個字會不會少被客訴。另外請 BI 團隊撈取數據、自行產出成效分析簡報並提出優化建議，這段過程，奠定了我在技術轉型路上能快速分析問題、找出解法的核心能力。</w:t>
       </w:r>
     </w:p>
     <w:p>
@@ -1829,7 +1829,7 @@
           <w:sz w:val="22"/>
           <w:szCs w:val="22"/>
         </w:rPr>
-        <w:t>確定目標後，我選擇用最高強度的方式讓自己成長：白天在AI 大數據培訓班密集學習技術，晚上在中國文化大學修習數位媒體學系，每學期超過 20 學分，雙軌並行長達半年以上。</w:t>
+        <w:t>確定目標後，我選擇用最高強度的方式讓自己成長：白天在 AI 大數據培訓班密集學習技術，晚上在中國文化大學修習數位媒體學系，每學期超過 20 學分，雙軌並行長達半年以上。</w:t>
       </w:r>
     </w:p>
     <w:p>
@@ -1843,21 +1843,7 @@
           <w:sz w:val="22"/>
           <w:szCs w:val="22"/>
         </w:rPr>
-        <w:t xml:space="preserve">在訓練班的學習歷程中，我從扎實的後端基礎（Linux 伺服器、MySQL、Python 爬蟲）出發，逐步深入機器學習與 AI 應用工程。印象最深的是在開發「工安影像辨識 AI 告警系統」時，我需要將 YOLO 偵測輸出的結構化 Event JSON，送入 sklearn KMeans 模型自動校準信心度門檻，再透過 LangChain + LangGraph 串接規則引擎、LLM 告警說明生成、以及帶有 Human-in-the-Loop 的主管審核 Workflow。當整條 AI Pipeline 第一次端對端跑通的那個瞬間，我花了整整一個晚上反覆確認每個 Node 的 State 傳遞是否正確——那種系統性地把問題拆解、逐層排查並找到根因的過程，讓我真正體會到 AI 工程師的核心價值：不只是讓模型能跑，而是讓系統可靠、可解釋、可維運。</w:t>
-      </w:r>
-    </w:p>
-    <w:p>
-      <w:pPr>
-        <w:spacing w:after="0" w:before="80"/>
-      </w:pPr>
-      <w:r>
-        <w:rPr>
-          <w:rFonts w:ascii="Arial" w:cs="Arial" w:eastAsia="Arial" w:hAnsi="Arial"/>
-          <w:color w:val="595959"/>
-          <w:sz w:val="22"/>
-          <w:szCs w:val="22"/>
-        </w:rPr>
-        <w:t>此外，我也整合協作了台灣工程師職缺競爭力分析系統的 SA / SD 架構設計、ETL 資料清洗（整合 6 大平台共 12,297 筆職缺）與 GCP 雲端備援資料庫建置；獨立完成 B2B 數據儀表板的前端開發（React + Bootstrap，8 個以上可重用 Component）、HealthTree 數位醫療儀表板的商業企劃與 Figma 設計，以及基於 Raspberry Pi 5 的 BMO 互動裝置實體製作，從軟體到硬體，從商業到工程，每一個專案都讓我的跨領域能力更加完整。</w:t>
+        <w:t>這段期間，我從扎實的程式基礎出發，逐步深入 AI 應用與全端開發。在開發「工安影像辨識 AI 告警系統」時，當整條管線（Pipeline）第一次端對端跑通的瞬間，我深刻體會到 AI 工程師的核心價值：不只是讓模型能跑，而是系統性地拆解問題，打造出可靠、可維運的系統。此外，我也透過職缺分析系統的架構設計、B2B 數據儀表板的前端開發等實戰專案，將技術收斂於解決實際問題。每一個專案都讓我褪去單純的技術堆疊，真正做到從商業邏輯貫穿至工程實作，使跨領域能力更加完整。</w:t>
       </w:r>
     </w:p>
     <w:p>
@@ -1909,20 +1895,6 @@
     </w:p>
     <w:p>
       <w:pPr>
-        <w:spacing w:after="0" w:before="80"/>
-      </w:pPr>
-      <w:r>
-        <w:rPr>
-          <w:rFonts w:ascii="Arial" w:cs="Arial" w:eastAsia="Arial" w:hAnsi="Arial"/>
-          <w:color w:val="595959"/>
-          <w:sz w:val="22"/>
-          <w:szCs w:val="22"/>
-        </w:rPr>
-        <w:t>我相信，設計師的同理心、行銷人的數據敏感度、加上工程師的系統思維，是這個 AI 時代最稀缺的組合。期待我能夠運用我的專業與跨領域的視角為產品帶來超過單一職能所能創造的價值。</w:t>
-      </w:r>
-    </w:p>
-    <w:p>
-      <w:pPr>
         <w:spacing w:after="0" w:before="0"/>
       </w:pPr>
       <w:r>
@@ -1947,7 +1919,7 @@
           <w:sz w:val="22"/>
           <w:szCs w:val="22"/>
         </w:rPr>
-        <w:t xml:space="preserve">高婷容  Reyna Gao　　敬上</w:t>
+        <w:t>我相信，設計師的同理心、行銷人的數據敏感度、加上工程師的系統思維，是這個 AI 時代最稀缺的組合。期待我能夠運用我的專業與跨領域的視角為產品帶來超過單一職能所能創造的價值。</w:t>
       </w:r>
     </w:p>
     <w:sectPr>
